--- a/Knowledge/3-Work knowledge/1-Software Engineering/2-Testing/5-My Source/1-ISTQB Foundation Level/5-Test Management/5-Test Techniques/2-Types of White-Box Techniques/6-Path Testing.docx
+++ b/Knowledge/3-Work knowledge/1-Software Engineering/2-Testing/5-My Source/1-ISTQB Foundation Level/5-Test Management/5-Test Techniques/2-Types of White-Box Techniques/6-Path Testing.docx
@@ -35,51 +35,77 @@
       </w:pPr>
       <w:r>
         <w:rPr>
-          <w:b/>
-          <w:shd w:val="clear" w:color="auto" w:fill="B7B7B7"/>
-        </w:rPr>
-        <w:t># Source</w:t>
-      </w:r>
-      <w:r>
-        <w:rPr>
-          <w:shd w:val="clear" w:color="auto" w:fill="B7B7B7"/>
-        </w:rPr>
-        <w:t xml:space="preserve">: </w:t>
-      </w:r>
-      <w:r>
-        <w:rPr>
-          <w:b/>
-          <w:shd w:val="clear" w:color="auto" w:fill="B7B7B7"/>
-        </w:rPr>
-        <w:t xml:space="preserve">Chatgpt </w:t>
-      </w:r>
-      <w:r>
-        <w:rPr>
-          <w:b/>
-          <w:sz w:val="14"/>
-          <w:szCs w:val="14"/>
-          <w:shd w:val="clear" w:color="auto" w:fill="B7B7B7"/>
-        </w:rPr>
-        <w:t>(GPT</w:t>
-      </w:r>
-      <w:r>
-        <w:rPr>
-          <w:rFonts w:ascii="Cambria Math" w:hAnsi="Cambria Math" w:cs="Cambria Math"/>
-          <w:b/>
-          <w:sz w:val="14"/>
-          <w:szCs w:val="14"/>
-          <w:shd w:val="clear" w:color="auto" w:fill="B7B7B7"/>
+          <w:rFonts w:ascii="Arial" w:eastAsia="Arial" w:hAnsi="Arial" w:cs="Arial"/>
+          <w:b/>
+          <w:color w:val="000000"/>
+          <w:sz w:val="18"/>
+          <w:highlight w:val="lightGray"/>
+        </w:rPr>
+        <w:t># Source: AI Source: Provided by: [Data Path</w:t>
+      </w:r>
+      <w:r>
+        <w:rPr>
+          <w:rFonts w:ascii="Arial" w:eastAsia="Arial" w:hAnsi="Arial" w:cs="Arial"/>
+          <w:color w:val="000000"/>
+          <w:sz w:val="18"/>
+          <w:highlight w:val="lightGray"/>
+        </w:rPr>
+        <w:t xml:space="preserve">: Persons Table -&gt; ID Column: 1, Name_En Column: Motasem Essam] -&gt; </w:t>
+      </w:r>
+      <w:r>
+        <w:rPr>
+          <w:rFonts w:ascii="Arial" w:eastAsia="Arial" w:hAnsi="Arial" w:cs="Arial"/>
+          <w:b/>
+          <w:color w:val="000000"/>
+          <w:sz w:val="18"/>
+          <w:highlight w:val="lightGray"/>
+        </w:rPr>
+        <w:t>From:</w:t>
+      </w:r>
+      <w:r>
+        <w:rPr>
+          <w:rFonts w:ascii="Arial" w:eastAsia="Arial" w:hAnsi="Arial" w:cs="Arial"/>
+          <w:color w:val="000000"/>
+          <w:sz w:val="18"/>
+          <w:highlight w:val="lightGray"/>
+        </w:rPr>
+        <w:t xml:space="preserve"> [Chatgpt (GPT</w:t>
+      </w:r>
+      <w:r>
+        <w:rPr>
+          <w:rFonts w:ascii="Arial" w:eastAsia="Arial" w:hAnsi="Arial" w:cs="Cambria Math"/>
+          <w:color w:val="000000"/>
+          <w:sz w:val="18"/>
+          <w:highlight w:val="lightGray"/>
         </w:rPr>
         <w:t>‑</w:t>
       </w:r>
       <w:r>
         <w:rPr>
-          <w:b/>
-          <w:sz w:val="14"/>
-          <w:szCs w:val="14"/>
-          <w:shd w:val="clear" w:color="auto" w:fill="B7B7B7"/>
-        </w:rPr>
-        <w:t>5 Mini) at [8/16/2025]</w:t>
+          <w:rFonts w:ascii="Arial" w:eastAsia="Arial" w:hAnsi="Arial" w:cs="Arial"/>
+          <w:color w:val="000000"/>
+          <w:sz w:val="18"/>
+          <w:highlight w:val="lightGray"/>
+        </w:rPr>
+        <w:t xml:space="preserve">5 Mini)] </w:t>
+      </w:r>
+      <w:r>
+        <w:rPr>
+          <w:rFonts w:ascii="Arial" w:eastAsia="Arial" w:hAnsi="Arial" w:cs="Arial"/>
+          <w:b/>
+          <w:color w:val="000000"/>
+          <w:sz w:val="18"/>
+          <w:highlight w:val="lightGray"/>
+        </w:rPr>
+        <w:t>on</w:t>
+      </w:r>
+      <w:r>
+        <w:rPr>
+          <w:rFonts w:ascii="Arial" w:eastAsia="Arial" w:hAnsi="Arial"/>
+          <w:sz w:val="18"/>
+          <w:highlight w:val="lightGray"/>
+        </w:rPr>
+        <w:t xml:space="preserve"> [8/16/2025]</w:t>
       </w:r>
     </w:p>
     <w:p>
@@ -171,7 +197,7 @@
     </w:p>
     <w:p>
       <w:r>
-        <w:pict w14:anchorId="4E203D02">
+        <w:pict w14:anchorId="3A1695BA">
           <v:rect id="_x0000_i1025" style="width:0;height:1.5pt" o:hralign="center" o:hrstd="t" o:hr="t" fillcolor="#a0a0a0" stroked="f"/>
         </w:pict>
       </w:r>
@@ -200,51 +226,77 @@
       </w:pPr>
       <w:r>
         <w:rPr>
-          <w:b/>
-          <w:shd w:val="clear" w:color="auto" w:fill="B7B7B7"/>
-        </w:rPr>
-        <w:t># Source</w:t>
-      </w:r>
-      <w:r>
-        <w:rPr>
-          <w:shd w:val="clear" w:color="auto" w:fill="B7B7B7"/>
-        </w:rPr>
-        <w:t xml:space="preserve">: </w:t>
-      </w:r>
-      <w:r>
-        <w:rPr>
-          <w:b/>
-          <w:shd w:val="clear" w:color="auto" w:fill="B7B7B7"/>
-        </w:rPr>
-        <w:t xml:space="preserve">Chatgpt </w:t>
-      </w:r>
-      <w:r>
-        <w:rPr>
-          <w:b/>
-          <w:sz w:val="14"/>
-          <w:szCs w:val="14"/>
-          <w:shd w:val="clear" w:color="auto" w:fill="B7B7B7"/>
-        </w:rPr>
-        <w:t>(GPT</w:t>
-      </w:r>
-      <w:r>
-        <w:rPr>
-          <w:rFonts w:ascii="Cambria Math" w:hAnsi="Cambria Math" w:cs="Cambria Math"/>
-          <w:b/>
-          <w:sz w:val="14"/>
-          <w:szCs w:val="14"/>
-          <w:shd w:val="clear" w:color="auto" w:fill="B7B7B7"/>
+          <w:rFonts w:ascii="Arial" w:eastAsia="Arial" w:hAnsi="Arial" w:cs="Arial"/>
+          <w:b/>
+          <w:color w:val="000000"/>
+          <w:sz w:val="18"/>
+          <w:highlight w:val="lightGray"/>
+        </w:rPr>
+        <w:t># Source: AI Source: Provided by: [Data Path</w:t>
+      </w:r>
+      <w:r>
+        <w:rPr>
+          <w:rFonts w:ascii="Arial" w:eastAsia="Arial" w:hAnsi="Arial" w:cs="Arial"/>
+          <w:color w:val="000000"/>
+          <w:sz w:val="18"/>
+          <w:highlight w:val="lightGray"/>
+        </w:rPr>
+        <w:t xml:space="preserve">: Persons Table -&gt; ID Column: 1, Name_En Column: Motasem Essam] -&gt; </w:t>
+      </w:r>
+      <w:r>
+        <w:rPr>
+          <w:rFonts w:ascii="Arial" w:eastAsia="Arial" w:hAnsi="Arial" w:cs="Arial"/>
+          <w:b/>
+          <w:color w:val="000000"/>
+          <w:sz w:val="18"/>
+          <w:highlight w:val="lightGray"/>
+        </w:rPr>
+        <w:t>From:</w:t>
+      </w:r>
+      <w:r>
+        <w:rPr>
+          <w:rFonts w:ascii="Arial" w:eastAsia="Arial" w:hAnsi="Arial" w:cs="Arial"/>
+          <w:color w:val="000000"/>
+          <w:sz w:val="18"/>
+          <w:highlight w:val="lightGray"/>
+        </w:rPr>
+        <w:t xml:space="preserve"> [Chatgpt (GPT</w:t>
+      </w:r>
+      <w:r>
+        <w:rPr>
+          <w:rFonts w:ascii="Arial" w:eastAsia="Arial" w:hAnsi="Arial" w:cs="Cambria Math"/>
+          <w:color w:val="000000"/>
+          <w:sz w:val="18"/>
+          <w:highlight w:val="lightGray"/>
         </w:rPr>
         <w:t>‑</w:t>
       </w:r>
       <w:r>
         <w:rPr>
-          <w:b/>
-          <w:sz w:val="14"/>
-          <w:szCs w:val="14"/>
-          <w:shd w:val="clear" w:color="auto" w:fill="B7B7B7"/>
-        </w:rPr>
-        <w:t>5 Mini) at [8/16/2025]</w:t>
+          <w:rFonts w:ascii="Arial" w:eastAsia="Arial" w:hAnsi="Arial" w:cs="Arial"/>
+          <w:color w:val="000000"/>
+          <w:sz w:val="18"/>
+          <w:highlight w:val="lightGray"/>
+        </w:rPr>
+        <w:t xml:space="preserve">5 Mini)] </w:t>
+      </w:r>
+      <w:r>
+        <w:rPr>
+          <w:rFonts w:ascii="Arial" w:eastAsia="Arial" w:hAnsi="Arial" w:cs="Arial"/>
+          <w:b/>
+          <w:color w:val="000000"/>
+          <w:sz w:val="18"/>
+          <w:highlight w:val="lightGray"/>
+        </w:rPr>
+        <w:t>on</w:t>
+      </w:r>
+      <w:r>
+        <w:rPr>
+          <w:rFonts w:ascii="Arial" w:eastAsia="Arial" w:hAnsi="Arial"/>
+          <w:sz w:val="18"/>
+          <w:highlight w:val="lightGray"/>
+        </w:rPr>
+        <w:t xml:space="preserve"> [8/16/2025]</w:t>
       </w:r>
     </w:p>
     <w:p>
@@ -253,7 +305,7 @@
           <w:noProof/>
         </w:rPr>
         <w:drawing>
-          <wp:inline distT="114300" distB="114300" distL="114300" distR="114300" wp14:anchorId="4992467B" wp14:editId="0BA6BFD1">
+          <wp:inline distT="114300" distB="114300" distL="114300" distR="114300" wp14:anchorId="4EF97F15" wp14:editId="548D2CE2">
             <wp:extent cx="5943600" cy="1663700"/>
             <wp:effectExtent l="0" t="0" r="0" b="0"/>
             <wp:docPr id="1" name="image3.png"/>
@@ -380,7 +432,7 @@
           <w:ilvl w:val="0"/>
           <w:numId w:val="4"/>
         </w:numPr>
-        <w:spacing w:before="240"/>
+        <w:spacing w:before="240" w:after="0" w:line="276" w:lineRule="auto"/>
         <w:rPr>
           <w:rFonts w:ascii="Roboto Mono" w:eastAsia="Roboto Mono" w:hAnsi="Roboto Mono" w:cs="Roboto Mono"/>
         </w:rPr>
@@ -406,6 +458,7 @@
           <w:ilvl w:val="1"/>
           <w:numId w:val="4"/>
         </w:numPr>
+        <w:spacing w:after="0" w:line="276" w:lineRule="auto"/>
       </w:pPr>
       <w:r>
         <w:rPr>
@@ -460,13 +513,12 @@
           <w:ilvl w:val="1"/>
           <w:numId w:val="4"/>
         </w:numPr>
-        <w:spacing w:after="240"/>
+        <w:spacing w:after="240" w:line="276" w:lineRule="auto"/>
       </w:pPr>
       <w:r>
         <w:rPr>
           <w:rFonts w:ascii="Nova Mono" w:eastAsia="Nova Mono" w:hAnsi="Nova Mono" w:cs="Nova Mono"/>
         </w:rPr>
-        <w:lastRenderedPageBreak/>
         <w:t xml:space="preserve">Enter function → </w:t>
       </w:r>
       <w:r>
@@ -552,7 +604,7 @@
     </w:p>
     <w:p>
       <w:r>
-        <w:pict w14:anchorId="45D15F4D">
+        <w:pict w14:anchorId="0F7ACDF9">
           <v:rect id="_x0000_i1026" style="width:0;height:1.5pt" o:hralign="center" o:hrstd="t" o:hr="t" fillcolor="#a0a0a0" stroked="f"/>
         </w:pict>
       </w:r>
@@ -581,51 +633,77 @@
       </w:pPr>
       <w:r>
         <w:rPr>
-          <w:b/>
-          <w:shd w:val="clear" w:color="auto" w:fill="B7B7B7"/>
-        </w:rPr>
-        <w:t># Source</w:t>
-      </w:r>
-      <w:r>
-        <w:rPr>
-          <w:shd w:val="clear" w:color="auto" w:fill="B7B7B7"/>
-        </w:rPr>
-        <w:t xml:space="preserve">: </w:t>
-      </w:r>
-      <w:r>
-        <w:rPr>
-          <w:b/>
-          <w:shd w:val="clear" w:color="auto" w:fill="B7B7B7"/>
-        </w:rPr>
-        <w:t xml:space="preserve">Chatgpt </w:t>
-      </w:r>
-      <w:r>
-        <w:rPr>
-          <w:b/>
-          <w:sz w:val="14"/>
-          <w:szCs w:val="14"/>
-          <w:shd w:val="clear" w:color="auto" w:fill="B7B7B7"/>
-        </w:rPr>
-        <w:t>(GPT</w:t>
-      </w:r>
-      <w:r>
-        <w:rPr>
-          <w:rFonts w:ascii="Cambria Math" w:hAnsi="Cambria Math" w:cs="Cambria Math"/>
-          <w:b/>
-          <w:sz w:val="14"/>
-          <w:szCs w:val="14"/>
-          <w:shd w:val="clear" w:color="auto" w:fill="B7B7B7"/>
+          <w:rFonts w:ascii="Arial" w:eastAsia="Arial" w:hAnsi="Arial" w:cs="Arial"/>
+          <w:b/>
+          <w:color w:val="000000"/>
+          <w:sz w:val="18"/>
+          <w:highlight w:val="lightGray"/>
+        </w:rPr>
+        <w:t># Source: AI Source: Provided by: [Data Path</w:t>
+      </w:r>
+      <w:r>
+        <w:rPr>
+          <w:rFonts w:ascii="Arial" w:eastAsia="Arial" w:hAnsi="Arial" w:cs="Arial"/>
+          <w:color w:val="000000"/>
+          <w:sz w:val="18"/>
+          <w:highlight w:val="lightGray"/>
+        </w:rPr>
+        <w:t xml:space="preserve">: Persons Table -&gt; ID Column: 1, Name_En Column: Motasem Essam] -&gt; </w:t>
+      </w:r>
+      <w:r>
+        <w:rPr>
+          <w:rFonts w:ascii="Arial" w:eastAsia="Arial" w:hAnsi="Arial" w:cs="Arial"/>
+          <w:b/>
+          <w:color w:val="000000"/>
+          <w:sz w:val="18"/>
+          <w:highlight w:val="lightGray"/>
+        </w:rPr>
+        <w:t>From:</w:t>
+      </w:r>
+      <w:r>
+        <w:rPr>
+          <w:rFonts w:ascii="Arial" w:eastAsia="Arial" w:hAnsi="Arial" w:cs="Arial"/>
+          <w:color w:val="000000"/>
+          <w:sz w:val="18"/>
+          <w:highlight w:val="lightGray"/>
+        </w:rPr>
+        <w:t xml:space="preserve"> [Chatgpt (GPT</w:t>
+      </w:r>
+      <w:r>
+        <w:rPr>
+          <w:rFonts w:ascii="Arial" w:eastAsia="Arial" w:hAnsi="Arial" w:cs="Cambria Math"/>
+          <w:color w:val="000000"/>
+          <w:sz w:val="18"/>
+          <w:highlight w:val="lightGray"/>
         </w:rPr>
         <w:t>‑</w:t>
       </w:r>
       <w:r>
         <w:rPr>
-          <w:b/>
-          <w:sz w:val="14"/>
-          <w:szCs w:val="14"/>
-          <w:shd w:val="clear" w:color="auto" w:fill="B7B7B7"/>
-        </w:rPr>
-        <w:t>5 Mini) at [8/16/2025]</w:t>
+          <w:rFonts w:ascii="Arial" w:eastAsia="Arial" w:hAnsi="Arial" w:cs="Arial"/>
+          <w:color w:val="000000"/>
+          <w:sz w:val="18"/>
+          <w:highlight w:val="lightGray"/>
+        </w:rPr>
+        <w:t xml:space="preserve">5 Mini)] </w:t>
+      </w:r>
+      <w:r>
+        <w:rPr>
+          <w:rFonts w:ascii="Arial" w:eastAsia="Arial" w:hAnsi="Arial" w:cs="Arial"/>
+          <w:b/>
+          <w:color w:val="000000"/>
+          <w:sz w:val="18"/>
+          <w:highlight w:val="lightGray"/>
+        </w:rPr>
+        <w:t>on</w:t>
+      </w:r>
+      <w:r>
+        <w:rPr>
+          <w:rFonts w:ascii="Arial" w:eastAsia="Arial" w:hAnsi="Arial"/>
+          <w:sz w:val="18"/>
+          <w:highlight w:val="lightGray"/>
+        </w:rPr>
+        <w:t xml:space="preserve"> [8/16/2025]</w:t>
       </w:r>
     </w:p>
     <w:p>
@@ -634,7 +712,7 @@
           <w:noProof/>
         </w:rPr>
         <w:drawing>
-          <wp:inline distT="114300" distB="114300" distL="114300" distR="114300" wp14:anchorId="17197451" wp14:editId="46901487">
+          <wp:inline distT="114300" distB="114300" distL="114300" distR="114300" wp14:anchorId="46FFB54A" wp14:editId="5ADAB3E5">
             <wp:extent cx="5943600" cy="1460500"/>
             <wp:effectExtent l="0" t="0" r="0" b="0"/>
             <wp:docPr id="3" name="image2.png"/>
@@ -748,7 +826,7 @@
           <w:ilvl w:val="0"/>
           <w:numId w:val="3"/>
         </w:numPr>
-        <w:spacing w:before="240"/>
+        <w:spacing w:before="240" w:after="0" w:line="276" w:lineRule="auto"/>
         <w:rPr>
           <w:rFonts w:ascii="Roboto Mono" w:eastAsia="Roboto Mono" w:hAnsi="Roboto Mono" w:cs="Roboto Mono"/>
         </w:rPr>
@@ -774,6 +852,7 @@
           <w:ilvl w:val="1"/>
           <w:numId w:val="3"/>
         </w:numPr>
+        <w:spacing w:after="0" w:line="276" w:lineRule="auto"/>
       </w:pPr>
       <w:r>
         <w:rPr>
@@ -807,6 +886,7 @@
           <w:ilvl w:val="1"/>
           <w:numId w:val="3"/>
         </w:numPr>
+        <w:spacing w:after="0" w:line="276" w:lineRule="auto"/>
         <w:rPr>
           <w:rFonts w:ascii="Roboto Mono" w:eastAsia="Roboto Mono" w:hAnsi="Roboto Mono" w:cs="Roboto Mono"/>
         </w:rPr>
@@ -830,6 +910,7 @@
           <w:ilvl w:val="2"/>
           <w:numId w:val="3"/>
         </w:numPr>
+        <w:spacing w:after="0" w:line="276" w:lineRule="auto"/>
         <w:rPr>
           <w:rFonts w:ascii="Roboto Mono" w:eastAsia="Roboto Mono" w:hAnsi="Roboto Mono" w:cs="Roboto Mono"/>
         </w:rPr>
@@ -855,7 +936,7 @@
           <w:ilvl w:val="2"/>
           <w:numId w:val="3"/>
         </w:numPr>
-        <w:spacing w:after="240"/>
+        <w:spacing w:after="240" w:line="276" w:lineRule="auto"/>
         <w:rPr>
           <w:rFonts w:ascii="Roboto Mono" w:eastAsia="Roboto Mono" w:hAnsi="Roboto Mono" w:cs="Roboto Mono"/>
         </w:rPr>
@@ -904,7 +985,7 @@
     </w:p>
     <w:p>
       <w:r>
-        <w:pict w14:anchorId="0C41E431">
+        <w:pict w14:anchorId="753C9548">
           <v:rect id="_x0000_i1027" style="width:0;height:1.5pt" o:hralign="center" o:hrstd="t" o:hr="t" fillcolor="#a0a0a0" stroked="f"/>
         </w:pict>
       </w:r>
@@ -919,7 +1000,6 @@
       <w:bookmarkStart w:id="4" w:name="_2ko4fpbr7ed8" w:colFirst="0" w:colLast="0"/>
       <w:bookmarkEnd w:id="4"/>
       <w:r>
-        <w:lastRenderedPageBreak/>
         <w:t>📊 Formula for Path Coverage:</w:t>
       </w:r>
     </w:p>
@@ -929,51 +1009,77 @@
       </w:pPr>
       <w:r>
         <w:rPr>
-          <w:b/>
-          <w:shd w:val="clear" w:color="auto" w:fill="B7B7B7"/>
-        </w:rPr>
-        <w:t># Source</w:t>
-      </w:r>
-      <w:r>
-        <w:rPr>
-          <w:shd w:val="clear" w:color="auto" w:fill="B7B7B7"/>
-        </w:rPr>
-        <w:t xml:space="preserve">: </w:t>
-      </w:r>
-      <w:r>
-        <w:rPr>
-          <w:b/>
-          <w:shd w:val="clear" w:color="auto" w:fill="B7B7B7"/>
-        </w:rPr>
-        <w:t xml:space="preserve">Chatgpt </w:t>
-      </w:r>
-      <w:r>
-        <w:rPr>
-          <w:b/>
-          <w:sz w:val="14"/>
-          <w:szCs w:val="14"/>
-          <w:shd w:val="clear" w:color="auto" w:fill="B7B7B7"/>
-        </w:rPr>
-        <w:t>(GPT</w:t>
-      </w:r>
-      <w:r>
-        <w:rPr>
-          <w:rFonts w:ascii="Cambria Math" w:hAnsi="Cambria Math" w:cs="Cambria Math"/>
-          <w:b/>
-          <w:sz w:val="14"/>
-          <w:szCs w:val="14"/>
-          <w:shd w:val="clear" w:color="auto" w:fill="B7B7B7"/>
+          <w:rFonts w:ascii="Arial" w:eastAsia="Arial" w:hAnsi="Arial" w:cs="Arial"/>
+          <w:b/>
+          <w:color w:val="000000"/>
+          <w:sz w:val="18"/>
+          <w:highlight w:val="lightGray"/>
+        </w:rPr>
+        <w:t># Source: AI Source: Provided by: [Data Path</w:t>
+      </w:r>
+      <w:r>
+        <w:rPr>
+          <w:rFonts w:ascii="Arial" w:eastAsia="Arial" w:hAnsi="Arial" w:cs="Arial"/>
+          <w:color w:val="000000"/>
+          <w:sz w:val="18"/>
+          <w:highlight w:val="lightGray"/>
+        </w:rPr>
+        <w:t xml:space="preserve">: Persons Table -&gt; ID Column: 1, Name_En Column: Motasem Essam] -&gt; </w:t>
+      </w:r>
+      <w:r>
+        <w:rPr>
+          <w:rFonts w:ascii="Arial" w:eastAsia="Arial" w:hAnsi="Arial" w:cs="Arial"/>
+          <w:b/>
+          <w:color w:val="000000"/>
+          <w:sz w:val="18"/>
+          <w:highlight w:val="lightGray"/>
+        </w:rPr>
+        <w:t>From:</w:t>
+      </w:r>
+      <w:r>
+        <w:rPr>
+          <w:rFonts w:ascii="Arial" w:eastAsia="Arial" w:hAnsi="Arial" w:cs="Arial"/>
+          <w:color w:val="000000"/>
+          <w:sz w:val="18"/>
+          <w:highlight w:val="lightGray"/>
+        </w:rPr>
+        <w:t xml:space="preserve"> [Chatgpt (GPT</w:t>
+      </w:r>
+      <w:r>
+        <w:rPr>
+          <w:rFonts w:ascii="Arial" w:eastAsia="Arial" w:hAnsi="Arial" w:cs="Cambria Math"/>
+          <w:color w:val="000000"/>
+          <w:sz w:val="18"/>
+          <w:highlight w:val="lightGray"/>
         </w:rPr>
         <w:t>‑</w:t>
       </w:r>
       <w:r>
         <w:rPr>
-          <w:b/>
-          <w:sz w:val="14"/>
-          <w:szCs w:val="14"/>
-          <w:shd w:val="clear" w:color="auto" w:fill="B7B7B7"/>
-        </w:rPr>
-        <w:t>5 Mini) at [8/16/2025]</w:t>
+          <w:rFonts w:ascii="Arial" w:eastAsia="Arial" w:hAnsi="Arial" w:cs="Arial"/>
+          <w:color w:val="000000"/>
+          <w:sz w:val="18"/>
+          <w:highlight w:val="lightGray"/>
+        </w:rPr>
+        <w:t xml:space="preserve">5 Mini)] </w:t>
+      </w:r>
+      <w:r>
+        <w:rPr>
+          <w:rFonts w:ascii="Arial" w:eastAsia="Arial" w:hAnsi="Arial" w:cs="Arial"/>
+          <w:b/>
+          <w:color w:val="000000"/>
+          <w:sz w:val="18"/>
+          <w:highlight w:val="lightGray"/>
+        </w:rPr>
+        <w:t>on</w:t>
+      </w:r>
+      <w:r>
+        <w:rPr>
+          <w:rFonts w:ascii="Arial" w:eastAsia="Arial" w:hAnsi="Arial"/>
+          <w:sz w:val="18"/>
+          <w:highlight w:val="lightGray"/>
+        </w:rPr>
+        <w:t xml:space="preserve"> [8/16/2025]</w:t>
       </w:r>
     </w:p>
     <w:p>
@@ -982,7 +1088,7 @@
           <w:noProof/>
         </w:rPr>
         <w:drawing>
-          <wp:inline distT="114300" distB="114300" distL="114300" distR="114300" wp14:anchorId="2070555D" wp14:editId="10878DDB">
+          <wp:inline distT="114300" distB="114300" distL="114300" distR="114300" wp14:anchorId="13343422" wp14:editId="54C0AAF5">
             <wp:extent cx="5943600" cy="685800"/>
             <wp:effectExtent l="0" t="0" r="0" b="0"/>
             <wp:docPr id="2" name="image1.png"/>
@@ -1026,7 +1132,7 @@
         <w:t>Path Coverage (%)=Number of executed pathsTotal number of possible paths×100\text{Path Coverage (\%)} = \frac{\text{Number of executed paths}}{\text{Total number of possible paths}} \times 100</w:t>
       </w:r>
       <w:r>
-        <w:pict w14:anchorId="56DBEFC2">
+        <w:pict w14:anchorId="3037E477">
           <v:rect id="_x0000_i1028" style="width:0;height:1.5pt" o:hralign="center" o:hrstd="t" o:hr="t" fillcolor="#a0a0a0" stroked="f"/>
         </w:pict>
       </w:r>
@@ -1053,51 +1159,77 @@
       </w:pPr>
       <w:r>
         <w:rPr>
-          <w:b/>
-          <w:shd w:val="clear" w:color="auto" w:fill="B7B7B7"/>
-        </w:rPr>
-        <w:t># Source</w:t>
-      </w:r>
-      <w:r>
-        <w:rPr>
-          <w:shd w:val="clear" w:color="auto" w:fill="B7B7B7"/>
-        </w:rPr>
-        <w:t xml:space="preserve">: </w:t>
-      </w:r>
-      <w:r>
-        <w:rPr>
-          <w:b/>
-          <w:shd w:val="clear" w:color="auto" w:fill="B7B7B7"/>
-        </w:rPr>
-        <w:t xml:space="preserve">Chatgpt </w:t>
-      </w:r>
-      <w:r>
-        <w:rPr>
-          <w:b/>
-          <w:sz w:val="14"/>
-          <w:szCs w:val="14"/>
-          <w:shd w:val="clear" w:color="auto" w:fill="B7B7B7"/>
-        </w:rPr>
-        <w:t>(GPT</w:t>
-      </w:r>
-      <w:r>
-        <w:rPr>
-          <w:rFonts w:ascii="Cambria Math" w:hAnsi="Cambria Math" w:cs="Cambria Math"/>
-          <w:b/>
-          <w:sz w:val="14"/>
-          <w:szCs w:val="14"/>
-          <w:shd w:val="clear" w:color="auto" w:fill="B7B7B7"/>
+          <w:rFonts w:ascii="Arial" w:eastAsia="Arial" w:hAnsi="Arial" w:cs="Arial"/>
+          <w:b/>
+          <w:color w:val="000000"/>
+          <w:sz w:val="18"/>
+          <w:highlight w:val="lightGray"/>
+        </w:rPr>
+        <w:t># Source: AI Source: Provided by: [Data Path</w:t>
+      </w:r>
+      <w:r>
+        <w:rPr>
+          <w:rFonts w:ascii="Arial" w:eastAsia="Arial" w:hAnsi="Arial" w:cs="Arial"/>
+          <w:color w:val="000000"/>
+          <w:sz w:val="18"/>
+          <w:highlight w:val="lightGray"/>
+        </w:rPr>
+        <w:t xml:space="preserve">: Persons Table -&gt; ID Column: 1, Name_En Column: Motasem Essam] -&gt; </w:t>
+      </w:r>
+      <w:r>
+        <w:rPr>
+          <w:rFonts w:ascii="Arial" w:eastAsia="Arial" w:hAnsi="Arial" w:cs="Arial"/>
+          <w:b/>
+          <w:color w:val="000000"/>
+          <w:sz w:val="18"/>
+          <w:highlight w:val="lightGray"/>
+        </w:rPr>
+        <w:t>From:</w:t>
+      </w:r>
+      <w:r>
+        <w:rPr>
+          <w:rFonts w:ascii="Arial" w:eastAsia="Arial" w:hAnsi="Arial" w:cs="Arial"/>
+          <w:color w:val="000000"/>
+          <w:sz w:val="18"/>
+          <w:highlight w:val="lightGray"/>
+        </w:rPr>
+        <w:t xml:space="preserve"> [Chatgpt (GPT</w:t>
+      </w:r>
+      <w:r>
+        <w:rPr>
+          <w:rFonts w:ascii="Arial" w:eastAsia="Arial" w:hAnsi="Arial" w:cs="Cambria Math"/>
+          <w:color w:val="000000"/>
+          <w:sz w:val="18"/>
+          <w:highlight w:val="lightGray"/>
         </w:rPr>
         <w:t>‑</w:t>
       </w:r>
       <w:r>
         <w:rPr>
-          <w:b/>
-          <w:sz w:val="14"/>
-          <w:szCs w:val="14"/>
-          <w:shd w:val="clear" w:color="auto" w:fill="B7B7B7"/>
-        </w:rPr>
-        <w:t>5 Mini) at [8/16/2025]</w:t>
+          <w:rFonts w:ascii="Arial" w:eastAsia="Arial" w:hAnsi="Arial" w:cs="Arial"/>
+          <w:color w:val="000000"/>
+          <w:sz w:val="18"/>
+          <w:highlight w:val="lightGray"/>
+        </w:rPr>
+        <w:t xml:space="preserve">5 Mini)] </w:t>
+      </w:r>
+      <w:r>
+        <w:rPr>
+          <w:rFonts w:ascii="Arial" w:eastAsia="Arial" w:hAnsi="Arial" w:cs="Arial"/>
+          <w:b/>
+          <w:color w:val="000000"/>
+          <w:sz w:val="18"/>
+          <w:highlight w:val="lightGray"/>
+        </w:rPr>
+        <w:t>on</w:t>
+      </w:r>
+      <w:r>
+        <w:rPr>
+          <w:rFonts w:ascii="Arial" w:eastAsia="Arial" w:hAnsi="Arial"/>
+          <w:sz w:val="18"/>
+          <w:highlight w:val="lightGray"/>
+        </w:rPr>
+        <w:t xml:space="preserve"> [8/16/2025]</w:t>
       </w:r>
     </w:p>
     <w:p>
@@ -1106,7 +1238,7 @@
           <w:ilvl w:val="0"/>
           <w:numId w:val="1"/>
         </w:numPr>
-        <w:spacing w:before="240"/>
+        <w:spacing w:before="240" w:after="0" w:line="276" w:lineRule="auto"/>
       </w:pPr>
       <w:r>
         <w:rPr>
@@ -1140,6 +1272,7 @@
           <w:ilvl w:val="0"/>
           <w:numId w:val="1"/>
         </w:numPr>
+        <w:spacing w:after="0" w:line="276" w:lineRule="auto"/>
       </w:pPr>
       <w:r>
         <w:rPr>
@@ -1173,7 +1306,7 @@
           <w:ilvl w:val="0"/>
           <w:numId w:val="1"/>
         </w:numPr>
-        <w:spacing w:after="240"/>
+        <w:spacing w:after="240" w:line="276" w:lineRule="auto"/>
       </w:pPr>
       <w:r>
         <w:rPr>
@@ -1200,7 +1333,7 @@
     </w:p>
     <w:p>
       <w:r>
-        <w:pict w14:anchorId="4E89DC03">
+        <w:pict w14:anchorId="6B448610">
           <v:rect id="_x0000_i1029" style="width:0;height:1.5pt" o:hralign="center" o:hrstd="t" o:hr="t" fillcolor="#a0a0a0" stroked="f"/>
         </w:pict>
       </w:r>
@@ -1224,51 +1357,77 @@
       </w:pPr>
       <w:r>
         <w:rPr>
-          <w:b/>
-          <w:shd w:val="clear" w:color="auto" w:fill="B7B7B7"/>
-        </w:rPr>
-        <w:t># Source</w:t>
-      </w:r>
-      <w:r>
-        <w:rPr>
-          <w:shd w:val="clear" w:color="auto" w:fill="B7B7B7"/>
-        </w:rPr>
-        <w:t xml:space="preserve">: </w:t>
-      </w:r>
-      <w:r>
-        <w:rPr>
-          <w:b/>
-          <w:shd w:val="clear" w:color="auto" w:fill="B7B7B7"/>
-        </w:rPr>
-        <w:t xml:space="preserve">Chatgpt </w:t>
-      </w:r>
-      <w:r>
-        <w:rPr>
-          <w:b/>
-          <w:sz w:val="14"/>
-          <w:szCs w:val="14"/>
-          <w:shd w:val="clear" w:color="auto" w:fill="B7B7B7"/>
-        </w:rPr>
-        <w:t>(GPT</w:t>
-      </w:r>
-      <w:r>
-        <w:rPr>
-          <w:rFonts w:ascii="Cambria Math" w:hAnsi="Cambria Math" w:cs="Cambria Math"/>
-          <w:b/>
-          <w:sz w:val="14"/>
-          <w:szCs w:val="14"/>
-          <w:shd w:val="clear" w:color="auto" w:fill="B7B7B7"/>
+          <w:rFonts w:ascii="Arial" w:eastAsia="Arial" w:hAnsi="Arial" w:cs="Arial"/>
+          <w:b/>
+          <w:color w:val="000000"/>
+          <w:sz w:val="18"/>
+          <w:highlight w:val="lightGray"/>
+        </w:rPr>
+        <w:t># Source: AI Source: Provided by: [Data Path</w:t>
+      </w:r>
+      <w:r>
+        <w:rPr>
+          <w:rFonts w:ascii="Arial" w:eastAsia="Arial" w:hAnsi="Arial" w:cs="Arial"/>
+          <w:color w:val="000000"/>
+          <w:sz w:val="18"/>
+          <w:highlight w:val="lightGray"/>
+        </w:rPr>
+        <w:t xml:space="preserve">: Persons Table -&gt; ID Column: 1, Name_En Column: Motasem Essam] -&gt; </w:t>
+      </w:r>
+      <w:r>
+        <w:rPr>
+          <w:rFonts w:ascii="Arial" w:eastAsia="Arial" w:hAnsi="Arial" w:cs="Arial"/>
+          <w:b/>
+          <w:color w:val="000000"/>
+          <w:sz w:val="18"/>
+          <w:highlight w:val="lightGray"/>
+        </w:rPr>
+        <w:t>From:</w:t>
+      </w:r>
+      <w:r>
+        <w:rPr>
+          <w:rFonts w:ascii="Arial" w:eastAsia="Arial" w:hAnsi="Arial" w:cs="Arial"/>
+          <w:color w:val="000000"/>
+          <w:sz w:val="18"/>
+          <w:highlight w:val="lightGray"/>
+        </w:rPr>
+        <w:t xml:space="preserve"> [Chatgpt (GPT</w:t>
+      </w:r>
+      <w:r>
+        <w:rPr>
+          <w:rFonts w:ascii="Arial" w:eastAsia="Arial" w:hAnsi="Arial" w:cs="Cambria Math"/>
+          <w:color w:val="000000"/>
+          <w:sz w:val="18"/>
+          <w:highlight w:val="lightGray"/>
         </w:rPr>
         <w:t>‑</w:t>
       </w:r>
       <w:r>
         <w:rPr>
-          <w:b/>
-          <w:sz w:val="14"/>
-          <w:szCs w:val="14"/>
-          <w:shd w:val="clear" w:color="auto" w:fill="B7B7B7"/>
-        </w:rPr>
-        <w:t>5 Mini) at [8/16/2025]</w:t>
+          <w:rFonts w:ascii="Arial" w:eastAsia="Arial" w:hAnsi="Arial" w:cs="Arial"/>
+          <w:color w:val="000000"/>
+          <w:sz w:val="18"/>
+          <w:highlight w:val="lightGray"/>
+        </w:rPr>
+        <w:t xml:space="preserve">5 Mini)] </w:t>
+      </w:r>
+      <w:r>
+        <w:rPr>
+          <w:rFonts w:ascii="Arial" w:eastAsia="Arial" w:hAnsi="Arial" w:cs="Arial"/>
+          <w:b/>
+          <w:color w:val="000000"/>
+          <w:sz w:val="18"/>
+          <w:highlight w:val="lightGray"/>
+        </w:rPr>
+        <w:t>on</w:t>
+      </w:r>
+      <w:r>
+        <w:rPr>
+          <w:rFonts w:ascii="Arial" w:eastAsia="Arial" w:hAnsi="Arial"/>
+          <w:sz w:val="18"/>
+          <w:highlight w:val="lightGray"/>
+        </w:rPr>
+        <w:t xml:space="preserve"> [8/16/2025]</w:t>
       </w:r>
     </w:p>
     <w:p>
@@ -1277,7 +1436,7 @@
           <w:ilvl w:val="0"/>
           <w:numId w:val="2"/>
         </w:numPr>
-        <w:spacing w:before="240"/>
+        <w:spacing w:before="240" w:after="0" w:line="276" w:lineRule="auto"/>
       </w:pPr>
       <w:r>
         <w:rPr>
@@ -1311,7 +1470,7 @@
           <w:ilvl w:val="0"/>
           <w:numId w:val="2"/>
         </w:numPr>
-        <w:spacing w:after="240"/>
+        <w:spacing w:after="240" w:line="276" w:lineRule="auto"/>
         <w:rPr>
           <w:rFonts w:ascii="Roboto Mono" w:eastAsia="Roboto Mono" w:hAnsi="Roboto Mono" w:cs="Roboto Mono"/>
         </w:rPr>
@@ -1348,51 +1507,77 @@
       </w:pPr>
       <w:r>
         <w:rPr>
-          <w:b/>
-          <w:shd w:val="clear" w:color="auto" w:fill="B7B7B7"/>
-        </w:rPr>
-        <w:t># Source</w:t>
-      </w:r>
-      <w:r>
-        <w:rPr>
-          <w:shd w:val="clear" w:color="auto" w:fill="B7B7B7"/>
-        </w:rPr>
-        <w:t xml:space="preserve">: </w:t>
-      </w:r>
-      <w:r>
-        <w:rPr>
-          <w:b/>
-          <w:shd w:val="clear" w:color="auto" w:fill="B7B7B7"/>
-        </w:rPr>
-        <w:t xml:space="preserve">Chatgpt </w:t>
-      </w:r>
-      <w:r>
-        <w:rPr>
-          <w:b/>
-          <w:sz w:val="14"/>
-          <w:szCs w:val="14"/>
-          <w:shd w:val="clear" w:color="auto" w:fill="B7B7B7"/>
-        </w:rPr>
-        <w:t>(GPT</w:t>
-      </w:r>
-      <w:r>
-        <w:rPr>
-          <w:rFonts w:ascii="Cambria Math" w:hAnsi="Cambria Math" w:cs="Cambria Math"/>
-          <w:b/>
-          <w:sz w:val="14"/>
-          <w:szCs w:val="14"/>
-          <w:shd w:val="clear" w:color="auto" w:fill="B7B7B7"/>
+          <w:rFonts w:ascii="Arial" w:eastAsia="Arial" w:hAnsi="Arial" w:cs="Arial"/>
+          <w:b/>
+          <w:color w:val="000000"/>
+          <w:sz w:val="18"/>
+          <w:highlight w:val="lightGray"/>
+        </w:rPr>
+        <w:t># Source: AI Source: Provided by: [Data Path</w:t>
+      </w:r>
+      <w:r>
+        <w:rPr>
+          <w:rFonts w:ascii="Arial" w:eastAsia="Arial" w:hAnsi="Arial" w:cs="Arial"/>
+          <w:color w:val="000000"/>
+          <w:sz w:val="18"/>
+          <w:highlight w:val="lightGray"/>
+        </w:rPr>
+        <w:t xml:space="preserve">: Persons Table -&gt; ID Column: 1, Name_En Column: Motasem Essam] -&gt; </w:t>
+      </w:r>
+      <w:r>
+        <w:rPr>
+          <w:rFonts w:ascii="Arial" w:eastAsia="Arial" w:hAnsi="Arial" w:cs="Arial"/>
+          <w:b/>
+          <w:color w:val="000000"/>
+          <w:sz w:val="18"/>
+          <w:highlight w:val="lightGray"/>
+        </w:rPr>
+        <w:t>From:</w:t>
+      </w:r>
+      <w:r>
+        <w:rPr>
+          <w:rFonts w:ascii="Arial" w:eastAsia="Arial" w:hAnsi="Arial" w:cs="Arial"/>
+          <w:color w:val="000000"/>
+          <w:sz w:val="18"/>
+          <w:highlight w:val="lightGray"/>
+        </w:rPr>
+        <w:t xml:space="preserve"> [Chatgpt (GPT</w:t>
+      </w:r>
+      <w:r>
+        <w:rPr>
+          <w:rFonts w:ascii="Arial" w:eastAsia="Arial" w:hAnsi="Arial" w:cs="Cambria Math"/>
+          <w:color w:val="000000"/>
+          <w:sz w:val="18"/>
+          <w:highlight w:val="lightGray"/>
         </w:rPr>
         <w:t>‑</w:t>
       </w:r>
       <w:r>
         <w:rPr>
-          <w:b/>
-          <w:sz w:val="14"/>
-          <w:szCs w:val="14"/>
-          <w:shd w:val="clear" w:color="auto" w:fill="B7B7B7"/>
-        </w:rPr>
-        <w:t>5 Mini) at [8/16/2025]</w:t>
+          <w:rFonts w:ascii="Arial" w:eastAsia="Arial" w:hAnsi="Arial" w:cs="Arial"/>
+          <w:color w:val="000000"/>
+          <w:sz w:val="18"/>
+          <w:highlight w:val="lightGray"/>
+        </w:rPr>
+        <w:t xml:space="preserve">5 Mini)] </w:t>
+      </w:r>
+      <w:r>
+        <w:rPr>
+          <w:rFonts w:ascii="Arial" w:eastAsia="Arial" w:hAnsi="Arial" w:cs="Arial"/>
+          <w:b/>
+          <w:color w:val="000000"/>
+          <w:sz w:val="18"/>
+          <w:highlight w:val="lightGray"/>
+        </w:rPr>
+        <w:t>on</w:t>
+      </w:r>
+      <w:r>
+        <w:rPr>
+          <w:rFonts w:ascii="Arial" w:eastAsia="Arial" w:hAnsi="Arial"/>
+          <w:sz w:val="18"/>
+          <w:highlight w:val="lightGray"/>
+        </w:rPr>
+        <w:t xml:space="preserve"> [8/16/2025]</w:t>
       </w:r>
     </w:p>
     <w:p>
@@ -1401,14 +1586,13 @@
           <w:ilvl w:val="0"/>
           <w:numId w:val="5"/>
         </w:numPr>
-        <w:spacing w:before="240"/>
-      </w:pPr>
-      <w:r>
-        <w:rPr>
-          <w:rFonts w:ascii="Roboto Mono" w:eastAsia="Roboto Mono" w:hAnsi="Roboto Mono" w:cs="Roboto Mono"/>
-          <w:b/>
-        </w:rPr>
-        <w:lastRenderedPageBreak/>
+        <w:spacing w:before="240" w:after="0" w:line="276" w:lineRule="auto"/>
+      </w:pPr>
+      <w:r>
+        <w:rPr>
+          <w:rFonts w:ascii="Roboto Mono" w:eastAsia="Roboto Mono" w:hAnsi="Roboto Mono" w:cs="Roboto Mono"/>
+          <w:b/>
+        </w:rPr>
         <w:t>Path explosion problem</w:t>
       </w:r>
       <w:r>
@@ -1430,6 +1614,7 @@
           <w:ilvl w:val="1"/>
           <w:numId w:val="5"/>
         </w:numPr>
+        <w:spacing w:after="0" w:line="276" w:lineRule="auto"/>
         <w:rPr>
           <w:rFonts w:ascii="Roboto Mono" w:eastAsia="Roboto Mono" w:hAnsi="Roboto Mono" w:cs="Roboto Mono"/>
         </w:rPr>
@@ -1453,7 +1638,7 @@
           <w:ilvl w:val="0"/>
           <w:numId w:val="5"/>
         </w:numPr>
-        <w:spacing w:after="240"/>
+        <w:spacing w:after="240" w:line="276" w:lineRule="auto"/>
       </w:pPr>
       <w:r>
         <w:rPr>
@@ -1483,7 +1668,7 @@
     </w:p>
     <w:p>
       <w:r>
-        <w:pict w14:anchorId="19CA4692">
+        <w:pict w14:anchorId="3ED8160A">
           <v:rect id="_x0000_i1030" style="width:0;height:1.5pt" o:hralign="center" o:hrstd="t" o:hr="t" fillcolor="#a0a0a0" stroked="f"/>
         </w:pict>
       </w:r>
@@ -1537,7 +1722,7 @@
     </w:p>
     <w:p>
       <w:r>
-        <w:pict w14:anchorId="0001FC9A">
+        <w:pict w14:anchorId="02D24BC9">
           <v:rect id="_x0000_i1031" style="width:0;height:1.5pt" o:hralign="center" o:hrstd="t" o:hr="t" fillcolor="#a0a0a0" stroked="f"/>
         </w:pict>
       </w:r>
@@ -1601,64 +1786,88 @@
       </w:pPr>
       <w:r>
         <w:rPr>
-          <w:b/>
-          <w:shd w:val="clear" w:color="auto" w:fill="B7B7B7"/>
-        </w:rPr>
-        <w:t># Source</w:t>
-      </w:r>
-      <w:r>
-        <w:rPr>
-          <w:shd w:val="clear" w:color="auto" w:fill="B7B7B7"/>
-        </w:rPr>
-        <w:t xml:space="preserve">: </w:t>
-      </w:r>
-      <w:r>
-        <w:rPr>
-          <w:b/>
-          <w:shd w:val="clear" w:color="auto" w:fill="B7B7B7"/>
-        </w:rPr>
-        <w:t xml:space="preserve">Chatgpt </w:t>
-      </w:r>
-      <w:r>
-        <w:rPr>
-          <w:b/>
-          <w:sz w:val="14"/>
-          <w:szCs w:val="14"/>
-          <w:shd w:val="clear" w:color="auto" w:fill="B7B7B7"/>
-        </w:rPr>
-        <w:t>(GPT</w:t>
-      </w:r>
-      <w:r>
-        <w:rPr>
-          <w:rFonts w:ascii="Cambria Math" w:hAnsi="Cambria Math" w:cs="Cambria Math"/>
-          <w:b/>
-          <w:sz w:val="14"/>
-          <w:szCs w:val="14"/>
-          <w:shd w:val="clear" w:color="auto" w:fill="B7B7B7"/>
+          <w:rFonts w:ascii="Arial" w:eastAsia="Arial" w:hAnsi="Arial" w:cs="Arial"/>
+          <w:b/>
+          <w:color w:val="000000"/>
+          <w:sz w:val="18"/>
+          <w:highlight w:val="lightGray"/>
+        </w:rPr>
+        <w:t># Source: AI Source: Provided by: [Data Path</w:t>
+      </w:r>
+      <w:r>
+        <w:rPr>
+          <w:rFonts w:ascii="Arial" w:eastAsia="Arial" w:hAnsi="Arial" w:cs="Arial"/>
+          <w:color w:val="000000"/>
+          <w:sz w:val="18"/>
+          <w:highlight w:val="lightGray"/>
+        </w:rPr>
+        <w:t xml:space="preserve">: Persons Table -&gt; ID Column: 1, Name_En Column: Motasem Essam] -&gt; </w:t>
+      </w:r>
+      <w:r>
+        <w:rPr>
+          <w:rFonts w:ascii="Arial" w:eastAsia="Arial" w:hAnsi="Arial" w:cs="Arial"/>
+          <w:b/>
+          <w:color w:val="000000"/>
+          <w:sz w:val="18"/>
+          <w:highlight w:val="lightGray"/>
+        </w:rPr>
+        <w:t>From:</w:t>
+      </w:r>
+      <w:r>
+        <w:rPr>
+          <w:rFonts w:ascii="Arial" w:eastAsia="Arial" w:hAnsi="Arial" w:cs="Arial"/>
+          <w:color w:val="000000"/>
+          <w:sz w:val="18"/>
+          <w:highlight w:val="lightGray"/>
+        </w:rPr>
+        <w:t xml:space="preserve"> [Chatgpt (GPT</w:t>
+      </w:r>
+      <w:r>
+        <w:rPr>
+          <w:rFonts w:ascii="Arial" w:eastAsia="Arial" w:hAnsi="Arial" w:cs="Cambria Math"/>
+          <w:color w:val="000000"/>
+          <w:sz w:val="18"/>
+          <w:highlight w:val="lightGray"/>
         </w:rPr>
         <w:t>‑</w:t>
       </w:r>
       <w:r>
         <w:rPr>
-          <w:b/>
-          <w:sz w:val="14"/>
-          <w:szCs w:val="14"/>
-          <w:shd w:val="clear" w:color="auto" w:fill="B7B7B7"/>
-        </w:rPr>
-        <w:t>5 Mini) at [9/13/2025]</w:t>
-      </w:r>
-    </w:p>
-    <w:p>
-      <w:pPr>
-        <w:rPr>
-          <w:rFonts w:ascii="Roboto Mono" w:hAnsi="Roboto Mono"/>
-          <w:lang w:val="en-US"/>
-        </w:rPr>
-      </w:pPr>
-      <w:r>
-        <w:rPr>
-          <w:rFonts w:ascii="Roboto Mono" w:hAnsi="Roboto Mono"/>
-          <w:lang w:val="en-US"/>
+          <w:rFonts w:ascii="Arial" w:eastAsia="Arial" w:hAnsi="Arial" w:cs="Arial"/>
+          <w:color w:val="000000"/>
+          <w:sz w:val="18"/>
+          <w:highlight w:val="lightGray"/>
+        </w:rPr>
+        <w:t xml:space="preserve">5 Mini)] </w:t>
+      </w:r>
+      <w:r>
+        <w:rPr>
+          <w:rFonts w:ascii="Arial" w:eastAsia="Arial" w:hAnsi="Arial" w:cs="Arial"/>
+          <w:b/>
+          <w:color w:val="000000"/>
+          <w:sz w:val="18"/>
+          <w:highlight w:val="lightGray"/>
+        </w:rPr>
+        <w:t>on</w:t>
+      </w:r>
+      <w:r>
+        <w:rPr>
+          <w:rFonts w:ascii="Arial" w:eastAsia="Arial" w:hAnsi="Arial"/>
+          <w:sz w:val="18"/>
+          <w:highlight w:val="lightGray"/>
+        </w:rPr>
+        <w:t xml:space="preserve"> [9/13/2025]</w:t>
+      </w:r>
+    </w:p>
+    <w:p>
+      <w:pPr>
+        <w:rPr>
+          <w:rFonts w:ascii="Roboto Mono" w:hAnsi="Roboto Mono"/>
+        </w:rPr>
+      </w:pPr>
+      <w:r>
+        <w:rPr>
+          <w:rFonts w:ascii="Roboto Mono" w:hAnsi="Roboto Mono"/>
         </w:rPr>
         <w:t xml:space="preserve">These terms all belong to </w:t>
       </w:r>
@@ -1667,14 +1876,12 @@
           <w:rFonts w:ascii="Roboto Mono" w:hAnsi="Roboto Mono"/>
           <w:b/>
           <w:bCs/>
-          <w:lang w:val="en-US"/>
         </w:rPr>
         <w:t>white-box testing</w:t>
       </w:r>
       <w:r>
         <w:rPr>
           <w:rFonts w:ascii="Roboto Mono" w:hAnsi="Roboto Mono"/>
-          <w:lang w:val="en-US"/>
         </w:rPr>
         <w:t xml:space="preserve">, but they focus on different </w:t>
       </w:r>
@@ -1683,14 +1890,12 @@
           <w:rFonts w:ascii="Roboto Mono" w:hAnsi="Roboto Mono"/>
           <w:i/>
           <w:iCs/>
-          <w:lang w:val="en-US"/>
         </w:rPr>
         <w:t>levels of thoroughness</w:t>
       </w:r>
       <w:r>
         <w:rPr>
           <w:rFonts w:ascii="Roboto Mono" w:hAnsi="Roboto Mono"/>
-          <w:lang w:val="en-US"/>
         </w:rPr>
         <w:t xml:space="preserve"> when exercising code logic. Let’s break them down clearly with differences.</w:t>
       </w:r>
@@ -1699,15 +1904,13 @@
       <w:pPr>
         <w:rPr>
           <w:rFonts w:ascii="Roboto Mono" w:hAnsi="Roboto Mono"/>
-          <w:lang w:val="en-US"/>
-        </w:rPr>
-      </w:pPr>
-      <w:r>
-        <w:rPr>
-          <w:rFonts w:ascii="Roboto Mono" w:hAnsi="Roboto Mono"/>
-          <w:lang w:val="en-US"/>
-        </w:rPr>
-        <w:pict w14:anchorId="67443DD7">
+        </w:rPr>
+      </w:pPr>
+      <w:r>
+        <w:rPr>
+          <w:rFonts w:ascii="Roboto Mono" w:hAnsi="Roboto Mono"/>
+        </w:rPr>
+        <w:pict w14:anchorId="58B222CD">
           <v:rect id="_x0000_i1032" style="width:0;height:1.5pt" o:hralign="center" o:hrstd="t" o:hr="t" fillcolor="#a0a0a0" stroked="f"/>
         </w:pict>
       </w:r>
@@ -1718,7 +1921,6 @@
           <w:rFonts w:ascii="Roboto Mono" w:hAnsi="Roboto Mono"/>
           <w:b/>
           <w:bCs/>
-          <w:lang w:val="en-US"/>
         </w:rPr>
       </w:pPr>
       <w:r>
@@ -1726,7 +1928,6 @@
           <w:rFonts w:ascii="Segoe UI Emoji" w:hAnsi="Segoe UI Emoji" w:cs="Segoe UI Emoji"/>
           <w:b/>
           <w:bCs/>
-          <w:lang w:val="en-US"/>
         </w:rPr>
         <w:t>🔹</w:t>
       </w:r>
@@ -1735,7 +1936,6 @@
           <w:rFonts w:ascii="Roboto Mono" w:hAnsi="Roboto Mono"/>
           <w:b/>
           <w:bCs/>
-          <w:lang w:val="en-US"/>
         </w:rPr>
         <w:t xml:space="preserve"> 1. Branch (Decision) Testing &amp; Coverage</w:t>
       </w:r>
@@ -1746,9 +1946,9 @@
           <w:ilvl w:val="0"/>
           <w:numId w:val="6"/>
         </w:numPr>
-        <w:rPr>
-          <w:rFonts w:ascii="Roboto Mono" w:hAnsi="Roboto Mono"/>
-          <w:lang w:val="en-US"/>
+        <w:spacing w:after="0" w:line="276" w:lineRule="auto"/>
+        <w:rPr>
+          <w:rFonts w:ascii="Roboto Mono" w:hAnsi="Roboto Mono"/>
         </w:rPr>
       </w:pPr>
       <w:r>
@@ -1756,14 +1956,12 @@
           <w:rFonts w:ascii="Roboto Mono" w:hAnsi="Roboto Mono"/>
           <w:b/>
           <w:bCs/>
-          <w:lang w:val="en-US"/>
         </w:rPr>
         <w:t>Coverage Item</w:t>
       </w:r>
       <w:r>
         <w:rPr>
           <w:rFonts w:ascii="Roboto Mono" w:hAnsi="Roboto Mono"/>
-          <w:lang w:val="en-US"/>
         </w:rPr>
         <w:t>: Branches (true/false outcomes of each decision).</w:t>
       </w:r>
@@ -1774,9 +1972,9 @@
           <w:ilvl w:val="0"/>
           <w:numId w:val="6"/>
         </w:numPr>
-        <w:rPr>
-          <w:rFonts w:ascii="Roboto Mono" w:hAnsi="Roboto Mono"/>
-          <w:lang w:val="en-US"/>
+        <w:spacing w:after="0" w:line="276" w:lineRule="auto"/>
+        <w:rPr>
+          <w:rFonts w:ascii="Roboto Mono" w:hAnsi="Roboto Mono"/>
         </w:rPr>
       </w:pPr>
       <w:r>
@@ -1784,14 +1982,12 @@
           <w:rFonts w:ascii="Roboto Mono" w:hAnsi="Roboto Mono"/>
           <w:b/>
           <w:bCs/>
-          <w:lang w:val="en-US"/>
         </w:rPr>
         <w:t>Goal</w:t>
       </w:r>
       <w:r>
         <w:rPr>
           <w:rFonts w:ascii="Roboto Mono" w:hAnsi="Roboto Mono"/>
-          <w:lang w:val="en-US"/>
         </w:rPr>
         <w:t xml:space="preserve">: Ensure </w:t>
       </w:r>
@@ -1800,14 +1996,12 @@
           <w:rFonts w:ascii="Roboto Mono" w:hAnsi="Roboto Mono"/>
           <w:b/>
           <w:bCs/>
-          <w:lang w:val="en-US"/>
         </w:rPr>
         <w:t>every decision outcome</w:t>
       </w:r>
       <w:r>
         <w:rPr>
           <w:rFonts w:ascii="Roboto Mono" w:hAnsi="Roboto Mono"/>
-          <w:lang w:val="en-US"/>
         </w:rPr>
         <w:t xml:space="preserve"> (yes/no, true/false) is executed at least once.</w:t>
       </w:r>
@@ -1818,9 +2012,9 @@
           <w:ilvl w:val="0"/>
           <w:numId w:val="6"/>
         </w:numPr>
-        <w:rPr>
-          <w:rFonts w:ascii="Roboto Mono" w:hAnsi="Roboto Mono"/>
-          <w:lang w:val="en-US"/>
+        <w:spacing w:after="0" w:line="276" w:lineRule="auto"/>
+        <w:rPr>
+          <w:rFonts w:ascii="Roboto Mono" w:hAnsi="Roboto Mono"/>
         </w:rPr>
       </w:pPr>
       <w:r>
@@ -1828,14 +2022,12 @@
           <w:rFonts w:ascii="Roboto Mono" w:hAnsi="Roboto Mono"/>
           <w:b/>
           <w:bCs/>
-          <w:lang w:val="en-US"/>
         </w:rPr>
         <w:t>Example</w:t>
       </w:r>
       <w:r>
         <w:rPr>
           <w:rFonts w:ascii="Roboto Mono" w:hAnsi="Roboto Mono"/>
-          <w:lang w:val="en-US"/>
         </w:rPr>
         <w:t>:</w:t>
       </w:r>
@@ -1844,7 +2036,6 @@
       <w:pPr>
         <w:rPr>
           <w:rFonts w:ascii="Roboto Mono" w:hAnsi="Roboto Mono"/>
-          <w:lang w:val="en-US"/>
         </w:rPr>
       </w:pPr>
       <w:r>
@@ -1852,7 +2043,7 @@
           <w:noProof/>
         </w:rPr>
         <w:drawing>
-          <wp:inline distT="0" distB="0" distL="0" distR="0" wp14:anchorId="3B59BF75" wp14:editId="7D12CE7B">
+          <wp:inline distT="0" distB="0" distL="0" distR="0" wp14:anchorId="7E6B5217" wp14:editId="76393B6E">
             <wp:extent cx="5943600" cy="1275080"/>
             <wp:effectExtent l="0" t="0" r="0" b="1270"/>
             <wp:docPr id="335312009" name="Picture 1"/>
@@ -1892,13 +2083,11 @@
       <w:pPr>
         <w:rPr>
           <w:rFonts w:ascii="Roboto Mono" w:hAnsi="Roboto Mono"/>
-          <w:lang w:val="en-US"/>
-        </w:rPr>
-      </w:pPr>
-      <w:r>
-        <w:rPr>
-          <w:rFonts w:ascii="Roboto Mono" w:hAnsi="Roboto Mono"/>
-          <w:lang w:val="en-US"/>
+        </w:rPr>
+      </w:pPr>
+      <w:r>
+        <w:rPr>
+          <w:rFonts w:ascii="Roboto Mono" w:hAnsi="Roboto Mono"/>
         </w:rPr>
         <w:t>if (x &gt; 0):</w:t>
       </w:r>
@@ -1907,13 +2096,11 @@
       <w:pPr>
         <w:rPr>
           <w:rFonts w:ascii="Roboto Mono" w:hAnsi="Roboto Mono"/>
-          <w:lang w:val="en-US"/>
-        </w:rPr>
-      </w:pPr>
-      <w:r>
-        <w:rPr>
-          <w:rFonts w:ascii="Roboto Mono" w:hAnsi="Roboto Mono"/>
-          <w:lang w:val="en-US"/>
+        </w:rPr>
+      </w:pPr>
+      <w:r>
+        <w:rPr>
+          <w:rFonts w:ascii="Roboto Mono" w:hAnsi="Roboto Mono"/>
         </w:rPr>
         <w:t xml:space="preserve">    y = 1</w:t>
       </w:r>
@@ -1922,15 +2109,12 @@
       <w:pPr>
         <w:rPr>
           <w:rFonts w:ascii="Roboto Mono" w:hAnsi="Roboto Mono"/>
-          <w:lang w:val="en-US"/>
-        </w:rPr>
-      </w:pPr>
-      <w:r>
-        <w:rPr>
-          <w:rFonts w:ascii="Roboto Mono" w:hAnsi="Roboto Mono"/>
-          <w:lang w:val="en-US"/>
-        </w:rPr>
-        <w:lastRenderedPageBreak/>
+        </w:rPr>
+      </w:pPr>
+      <w:r>
+        <w:rPr>
+          <w:rFonts w:ascii="Roboto Mono" w:hAnsi="Roboto Mono"/>
+        </w:rPr>
         <w:t>else:</w:t>
       </w:r>
     </w:p>
@@ -1938,13 +2122,11 @@
       <w:pPr>
         <w:rPr>
           <w:rFonts w:ascii="Roboto Mono" w:hAnsi="Roboto Mono"/>
-          <w:lang w:val="en-US"/>
-        </w:rPr>
-      </w:pPr>
-      <w:r>
-        <w:rPr>
-          <w:rFonts w:ascii="Roboto Mono" w:hAnsi="Roboto Mono"/>
-          <w:lang w:val="en-US"/>
+        </w:rPr>
+      </w:pPr>
+      <w:r>
+        <w:rPr>
+          <w:rFonts w:ascii="Roboto Mono" w:hAnsi="Roboto Mono"/>
         </w:rPr>
         <w:t xml:space="preserve">    y = -1</w:t>
       </w:r>
@@ -1955,15 +2137,14 @@
           <w:ilvl w:val="0"/>
           <w:numId w:val="7"/>
         </w:numPr>
-        <w:rPr>
-          <w:rFonts w:ascii="Roboto Mono" w:hAnsi="Roboto Mono"/>
-          <w:lang w:val="en-US"/>
-        </w:rPr>
-      </w:pPr>
-      <w:r>
-        <w:rPr>
-          <w:rFonts w:ascii="Roboto Mono" w:hAnsi="Roboto Mono"/>
-          <w:lang w:val="en-US"/>
+        <w:spacing w:after="0" w:line="276" w:lineRule="auto"/>
+        <w:rPr>
+          <w:rFonts w:ascii="Roboto Mono" w:hAnsi="Roboto Mono"/>
+        </w:rPr>
+      </w:pPr>
+      <w:r>
+        <w:rPr>
+          <w:rFonts w:ascii="Roboto Mono" w:hAnsi="Roboto Mono"/>
         </w:rPr>
         <w:t>Branches: x &gt; 0 = True and x &gt; 0 = False.</w:t>
       </w:r>
@@ -1974,15 +2155,14 @@
           <w:ilvl w:val="0"/>
           <w:numId w:val="7"/>
         </w:numPr>
-        <w:rPr>
-          <w:rFonts w:ascii="Roboto Mono" w:hAnsi="Roboto Mono"/>
-          <w:lang w:val="en-US"/>
-        </w:rPr>
-      </w:pPr>
-      <w:r>
-        <w:rPr>
-          <w:rFonts w:ascii="Roboto Mono" w:hAnsi="Roboto Mono"/>
-          <w:lang w:val="en-US"/>
+        <w:spacing w:after="0" w:line="276" w:lineRule="auto"/>
+        <w:rPr>
+          <w:rFonts w:ascii="Roboto Mono" w:hAnsi="Roboto Mono"/>
+        </w:rPr>
+      </w:pPr>
+      <w:r>
+        <w:rPr>
+          <w:rFonts w:ascii="Roboto Mono" w:hAnsi="Roboto Mono"/>
         </w:rPr>
         <w:t>Needs 2 tests (x = 5, x = -5).</w:t>
       </w:r>
@@ -1991,20 +2171,17 @@
       <w:pPr>
         <w:rPr>
           <w:rFonts w:ascii="Roboto Mono" w:hAnsi="Roboto Mono"/>
-          <w:lang w:val="en-US"/>
         </w:rPr>
       </w:pPr>
       <w:r>
         <w:rPr>
           <w:rFonts w:ascii="Segoe UI Emoji" w:hAnsi="Segoe UI Emoji" w:cs="Segoe UI Emoji"/>
-          <w:lang w:val="en-US"/>
         </w:rPr>
         <w:t>✅</w:t>
       </w:r>
       <w:r>
         <w:rPr>
           <w:rFonts w:ascii="Roboto Mono" w:hAnsi="Roboto Mono"/>
-          <w:lang w:val="en-US"/>
         </w:rPr>
         <w:t xml:space="preserve"> Ensures all </w:t>
       </w:r>
@@ -2013,35 +2190,30 @@
           <w:rFonts w:ascii="Roboto Mono" w:hAnsi="Roboto Mono"/>
           <w:i/>
           <w:iCs/>
-          <w:lang w:val="en-US"/>
         </w:rPr>
         <w:t>decision outcomes</w:t>
       </w:r>
       <w:r>
         <w:rPr>
           <w:rFonts w:ascii="Roboto Mono" w:hAnsi="Roboto Mono"/>
-          <w:lang w:val="en-US"/>
         </w:rPr>
         <w:t xml:space="preserve"> are tested.</w:t>
       </w:r>
       <w:r>
         <w:rPr>
           <w:rFonts w:ascii="Roboto Mono" w:hAnsi="Roboto Mono"/>
-          <w:lang w:val="en-US"/>
         </w:rPr>
         <w:br/>
       </w:r>
       <w:r>
         <w:rPr>
           <w:rFonts w:ascii="Segoe UI Emoji" w:hAnsi="Segoe UI Emoji" w:cs="Segoe UI Emoji"/>
-          <w:lang w:val="en-US"/>
         </w:rPr>
         <w:t>❌</w:t>
       </w:r>
       <w:r>
         <w:rPr>
           <w:rFonts w:ascii="Roboto Mono" w:hAnsi="Roboto Mono"/>
-          <w:lang w:val="en-US"/>
         </w:rPr>
         <w:t xml:space="preserve"> Does not guarantee all conditions inside a decision are tested separately.</w:t>
       </w:r>
@@ -2050,15 +2222,13 @@
       <w:pPr>
         <w:rPr>
           <w:rFonts w:ascii="Roboto Mono" w:hAnsi="Roboto Mono"/>
-          <w:lang w:val="en-US"/>
-        </w:rPr>
-      </w:pPr>
-      <w:r>
-        <w:rPr>
-          <w:rFonts w:ascii="Roboto Mono" w:hAnsi="Roboto Mono"/>
-          <w:lang w:val="en-US"/>
-        </w:rPr>
-        <w:pict w14:anchorId="40054D27">
+        </w:rPr>
+      </w:pPr>
+      <w:r>
+        <w:rPr>
+          <w:rFonts w:ascii="Roboto Mono" w:hAnsi="Roboto Mono"/>
+        </w:rPr>
+        <w:pict w14:anchorId="44EE08F0">
           <v:rect id="_x0000_i1033" style="width:0;height:1.5pt" o:hralign="center" o:hrstd="t" o:hr="t" fillcolor="#a0a0a0" stroked="f"/>
         </w:pict>
       </w:r>
@@ -2069,7 +2239,6 @@
           <w:rFonts w:ascii="Roboto Mono" w:hAnsi="Roboto Mono"/>
           <w:b/>
           <w:bCs/>
-          <w:lang w:val="en-US"/>
         </w:rPr>
       </w:pPr>
       <w:r>
@@ -2077,7 +2246,6 @@
           <w:rFonts w:ascii="Segoe UI Emoji" w:hAnsi="Segoe UI Emoji" w:cs="Segoe UI Emoji"/>
           <w:b/>
           <w:bCs/>
-          <w:lang w:val="en-US"/>
         </w:rPr>
         <w:t>🔹</w:t>
       </w:r>
@@ -2086,7 +2254,6 @@
           <w:rFonts w:ascii="Roboto Mono" w:hAnsi="Roboto Mono"/>
           <w:b/>
           <w:bCs/>
-          <w:lang w:val="en-US"/>
         </w:rPr>
         <w:t xml:space="preserve"> 2. Condition Testing</w:t>
       </w:r>
@@ -2097,9 +2264,9 @@
           <w:ilvl w:val="0"/>
           <w:numId w:val="8"/>
         </w:numPr>
-        <w:rPr>
-          <w:rFonts w:ascii="Roboto Mono" w:hAnsi="Roboto Mono"/>
-          <w:lang w:val="en-US"/>
+        <w:spacing w:after="0" w:line="276" w:lineRule="auto"/>
+        <w:rPr>
+          <w:rFonts w:ascii="Roboto Mono" w:hAnsi="Roboto Mono"/>
         </w:rPr>
       </w:pPr>
       <w:r>
@@ -2107,14 +2274,12 @@
           <w:rFonts w:ascii="Roboto Mono" w:hAnsi="Roboto Mono"/>
           <w:b/>
           <w:bCs/>
-          <w:lang w:val="en-US"/>
         </w:rPr>
         <w:t>Coverage Item</w:t>
       </w:r>
       <w:r>
         <w:rPr>
           <w:rFonts w:ascii="Roboto Mono" w:hAnsi="Roboto Mono"/>
-          <w:lang w:val="en-US"/>
         </w:rPr>
         <w:t xml:space="preserve">: </w:t>
       </w:r>
@@ -2123,14 +2288,12 @@
           <w:rFonts w:ascii="Roboto Mono" w:hAnsi="Roboto Mono"/>
           <w:i/>
           <w:iCs/>
-          <w:lang w:val="en-US"/>
         </w:rPr>
         <w:t>Individual Boolean conditions</w:t>
       </w:r>
       <w:r>
         <w:rPr>
           <w:rFonts w:ascii="Roboto Mono" w:hAnsi="Roboto Mono"/>
-          <w:lang w:val="en-US"/>
         </w:rPr>
         <w:t xml:space="preserve"> inside a decision.</w:t>
       </w:r>
@@ -2141,9 +2304,9 @@
           <w:ilvl w:val="0"/>
           <w:numId w:val="8"/>
         </w:numPr>
-        <w:rPr>
-          <w:rFonts w:ascii="Roboto Mono" w:hAnsi="Roboto Mono"/>
-          <w:lang w:val="en-US"/>
+        <w:spacing w:after="0" w:line="276" w:lineRule="auto"/>
+        <w:rPr>
+          <w:rFonts w:ascii="Roboto Mono" w:hAnsi="Roboto Mono"/>
         </w:rPr>
       </w:pPr>
       <w:r>
@@ -2151,14 +2314,12 @@
           <w:rFonts w:ascii="Roboto Mono" w:hAnsi="Roboto Mono"/>
           <w:b/>
           <w:bCs/>
-          <w:lang w:val="en-US"/>
         </w:rPr>
         <w:t>Goal</w:t>
       </w:r>
       <w:r>
         <w:rPr>
           <w:rFonts w:ascii="Roboto Mono" w:hAnsi="Roboto Mono"/>
-          <w:lang w:val="en-US"/>
         </w:rPr>
         <w:t xml:space="preserve">: Ensure each </w:t>
       </w:r>
@@ -2167,14 +2328,12 @@
           <w:rFonts w:ascii="Roboto Mono" w:hAnsi="Roboto Mono"/>
           <w:b/>
           <w:bCs/>
-          <w:lang w:val="en-US"/>
         </w:rPr>
         <w:t>atomic condition</w:t>
       </w:r>
       <w:r>
         <w:rPr>
           <w:rFonts w:ascii="Roboto Mono" w:hAnsi="Roboto Mono"/>
-          <w:lang w:val="en-US"/>
         </w:rPr>
         <w:t xml:space="preserve"> (e.g., A, B in (A AND B)) evaluates to both True and False at least once.</w:t>
       </w:r>
@@ -2185,9 +2344,9 @@
           <w:ilvl w:val="0"/>
           <w:numId w:val="8"/>
         </w:numPr>
-        <w:rPr>
-          <w:rFonts w:ascii="Roboto Mono" w:hAnsi="Roboto Mono"/>
-          <w:lang w:val="en-US"/>
+        <w:spacing w:after="0" w:line="276" w:lineRule="auto"/>
+        <w:rPr>
+          <w:rFonts w:ascii="Roboto Mono" w:hAnsi="Roboto Mono"/>
         </w:rPr>
       </w:pPr>
       <w:r>
@@ -2195,14 +2354,12 @@
           <w:rFonts w:ascii="Roboto Mono" w:hAnsi="Roboto Mono"/>
           <w:b/>
           <w:bCs/>
-          <w:lang w:val="en-US"/>
         </w:rPr>
         <w:t>Example</w:t>
       </w:r>
       <w:r>
         <w:rPr>
           <w:rFonts w:ascii="Roboto Mono" w:hAnsi="Roboto Mono"/>
-          <w:lang w:val="en-US"/>
         </w:rPr>
         <w:t>:</w:t>
       </w:r>
@@ -2211,7 +2368,6 @@
       <w:pPr>
         <w:rPr>
           <w:rFonts w:ascii="Roboto Mono" w:hAnsi="Roboto Mono"/>
-          <w:lang w:val="en-US"/>
         </w:rPr>
       </w:pPr>
       <w:r>
@@ -2219,7 +2375,7 @@
           <w:noProof/>
         </w:rPr>
         <w:drawing>
-          <wp:inline distT="0" distB="0" distL="0" distR="0" wp14:anchorId="558842DD" wp14:editId="6779EDA0">
+          <wp:inline distT="0" distB="0" distL="0" distR="0" wp14:anchorId="0CA9ED90" wp14:editId="6E0B77DD">
             <wp:extent cx="5943600" cy="923290"/>
             <wp:effectExtent l="0" t="0" r="0" b="0"/>
             <wp:docPr id="256304597" name="Picture 1"/>
@@ -2259,13 +2415,11 @@
       <w:pPr>
         <w:rPr>
           <w:rFonts w:ascii="Roboto Mono" w:hAnsi="Roboto Mono"/>
-          <w:lang w:val="en-US"/>
-        </w:rPr>
-      </w:pPr>
-      <w:r>
-        <w:rPr>
-          <w:rFonts w:ascii="Roboto Mono" w:hAnsi="Roboto Mono"/>
-          <w:lang w:val="en-US"/>
+        </w:rPr>
+      </w:pPr>
+      <w:r>
+        <w:rPr>
+          <w:rFonts w:ascii="Roboto Mono" w:hAnsi="Roboto Mono"/>
         </w:rPr>
         <w:t>if (A and B):</w:t>
       </w:r>
@@ -2274,13 +2428,11 @@
       <w:pPr>
         <w:rPr>
           <w:rFonts w:ascii="Roboto Mono" w:hAnsi="Roboto Mono"/>
-          <w:lang w:val="en-US"/>
-        </w:rPr>
-      </w:pPr>
-      <w:r>
-        <w:rPr>
-          <w:rFonts w:ascii="Roboto Mono" w:hAnsi="Roboto Mono"/>
-          <w:lang w:val="en-US"/>
+        </w:rPr>
+      </w:pPr>
+      <w:r>
+        <w:rPr>
+          <w:rFonts w:ascii="Roboto Mono" w:hAnsi="Roboto Mono"/>
         </w:rPr>
         <w:t xml:space="preserve">   do_something()</w:t>
       </w:r>
@@ -2291,15 +2443,14 @@
           <w:ilvl w:val="0"/>
           <w:numId w:val="9"/>
         </w:numPr>
-        <w:rPr>
-          <w:rFonts w:ascii="Roboto Mono" w:hAnsi="Roboto Mono"/>
-          <w:lang w:val="en-US"/>
-        </w:rPr>
-      </w:pPr>
-      <w:r>
-        <w:rPr>
-          <w:rFonts w:ascii="Roboto Mono" w:hAnsi="Roboto Mono"/>
-          <w:lang w:val="en-US"/>
+        <w:spacing w:after="0" w:line="276" w:lineRule="auto"/>
+        <w:rPr>
+          <w:rFonts w:ascii="Roboto Mono" w:hAnsi="Roboto Mono"/>
+        </w:rPr>
+      </w:pPr>
+      <w:r>
+        <w:rPr>
+          <w:rFonts w:ascii="Roboto Mono" w:hAnsi="Roboto Mono"/>
         </w:rPr>
         <w:t>Conditions: A, B.</w:t>
       </w:r>
@@ -2310,15 +2461,14 @@
           <w:ilvl w:val="0"/>
           <w:numId w:val="9"/>
         </w:numPr>
-        <w:rPr>
-          <w:rFonts w:ascii="Roboto Mono" w:hAnsi="Roboto Mono"/>
-          <w:lang w:val="en-US"/>
-        </w:rPr>
-      </w:pPr>
-      <w:r>
-        <w:rPr>
-          <w:rFonts w:ascii="Roboto Mono" w:hAnsi="Roboto Mono"/>
-          <w:lang w:val="en-US"/>
+        <w:spacing w:after="0" w:line="276" w:lineRule="auto"/>
+        <w:rPr>
+          <w:rFonts w:ascii="Roboto Mono" w:hAnsi="Roboto Mono"/>
+        </w:rPr>
+      </w:pPr>
+      <w:r>
+        <w:rPr>
+          <w:rFonts w:ascii="Roboto Mono" w:hAnsi="Roboto Mono"/>
         </w:rPr>
         <w:t>Must test both true and false values of A, and both true and false values of B.</w:t>
       </w:r>
@@ -2327,55 +2477,47 @@
       <w:pPr>
         <w:rPr>
           <w:rFonts w:ascii="Roboto Mono" w:hAnsi="Roboto Mono"/>
-          <w:lang w:val="en-US"/>
         </w:rPr>
       </w:pPr>
       <w:r>
         <w:rPr>
           <w:rFonts w:ascii="Segoe UI Emoji" w:hAnsi="Segoe UI Emoji" w:cs="Segoe UI Emoji"/>
-          <w:lang w:val="en-US"/>
         </w:rPr>
         <w:t>✅</w:t>
       </w:r>
       <w:r>
         <w:rPr>
           <w:rFonts w:ascii="Roboto Mono" w:hAnsi="Roboto Mono"/>
-          <w:lang w:val="en-US"/>
         </w:rPr>
         <w:t xml:space="preserve"> Stronger than branch testing.</w:t>
       </w:r>
       <w:r>
         <w:rPr>
           <w:rFonts w:ascii="Roboto Mono" w:hAnsi="Roboto Mono"/>
-          <w:lang w:val="en-US"/>
         </w:rPr>
         <w:br/>
       </w:r>
       <w:r>
         <w:rPr>
           <w:rFonts w:ascii="Segoe UI Emoji" w:hAnsi="Segoe UI Emoji" w:cs="Segoe UI Emoji"/>
-          <w:lang w:val="en-US"/>
         </w:rPr>
         <w:t>❌</w:t>
       </w:r>
       <w:r>
         <w:rPr>
           <w:rFonts w:ascii="Roboto Mono" w:hAnsi="Roboto Mono"/>
-          <w:lang w:val="en-US"/>
         </w:rPr>
         <w:t xml:space="preserve"> Doesn</w:t>
       </w:r>
       <w:r>
         <w:rPr>
           <w:rFonts w:ascii="Roboto Mono" w:hAnsi="Roboto Mono" w:cs="Roboto Mono"/>
-          <w:lang w:val="en-US"/>
         </w:rPr>
         <w:t>’</w:t>
       </w:r>
       <w:r>
         <w:rPr>
           <w:rFonts w:ascii="Roboto Mono" w:hAnsi="Roboto Mono"/>
-          <w:lang w:val="en-US"/>
         </w:rPr>
         <w:t>t ensure all combinations of conditions are tested.</w:t>
       </w:r>
@@ -2384,15 +2526,13 @@
       <w:pPr>
         <w:rPr>
           <w:rFonts w:ascii="Roboto Mono" w:hAnsi="Roboto Mono"/>
-          <w:lang w:val="en-US"/>
-        </w:rPr>
-      </w:pPr>
-      <w:r>
-        <w:rPr>
-          <w:rFonts w:ascii="Roboto Mono" w:hAnsi="Roboto Mono"/>
-          <w:lang w:val="en-US"/>
-        </w:rPr>
-        <w:pict w14:anchorId="266DB606">
+        </w:rPr>
+      </w:pPr>
+      <w:r>
+        <w:rPr>
+          <w:rFonts w:ascii="Roboto Mono" w:hAnsi="Roboto Mono"/>
+        </w:rPr>
+        <w:pict w14:anchorId="7AD9B055">
           <v:rect id="_x0000_i1034" style="width:0;height:1.5pt" o:hralign="center" o:hrstd="t" o:hr="t" fillcolor="#a0a0a0" stroked="f"/>
         </w:pict>
       </w:r>
@@ -2403,7 +2543,6 @@
           <w:rFonts w:ascii="Roboto Mono" w:hAnsi="Roboto Mono"/>
           <w:b/>
           <w:bCs/>
-          <w:lang w:val="en-US"/>
         </w:rPr>
       </w:pPr>
       <w:r>
@@ -2411,7 +2550,6 @@
           <w:rFonts w:ascii="Segoe UI Emoji" w:hAnsi="Segoe UI Emoji" w:cs="Segoe UI Emoji"/>
           <w:b/>
           <w:bCs/>
-          <w:lang w:val="en-US"/>
         </w:rPr>
         <w:t>🔹</w:t>
       </w:r>
@@ -2420,7 +2558,6 @@
           <w:rFonts w:ascii="Roboto Mono" w:hAnsi="Roboto Mono"/>
           <w:b/>
           <w:bCs/>
-          <w:lang w:val="en-US"/>
         </w:rPr>
         <w:t xml:space="preserve"> 3. Multiple Condition Coverage (MCC)</w:t>
       </w:r>
@@ -2431,9 +2568,9 @@
           <w:ilvl w:val="0"/>
           <w:numId w:val="10"/>
         </w:numPr>
-        <w:rPr>
-          <w:rFonts w:ascii="Roboto Mono" w:hAnsi="Roboto Mono"/>
-          <w:lang w:val="en-US"/>
+        <w:spacing w:after="0" w:line="276" w:lineRule="auto"/>
+        <w:rPr>
+          <w:rFonts w:ascii="Roboto Mono" w:hAnsi="Roboto Mono"/>
         </w:rPr>
       </w:pPr>
       <w:r>
@@ -2441,14 +2578,12 @@
           <w:rFonts w:ascii="Roboto Mono" w:hAnsi="Roboto Mono"/>
           <w:b/>
           <w:bCs/>
-          <w:lang w:val="en-US"/>
         </w:rPr>
         <w:t>Coverage Item</w:t>
       </w:r>
       <w:r>
         <w:rPr>
           <w:rFonts w:ascii="Roboto Mono" w:hAnsi="Roboto Mono"/>
-          <w:lang w:val="en-US"/>
         </w:rPr>
         <w:t xml:space="preserve">: </w:t>
       </w:r>
@@ -2457,14 +2592,12 @@
           <w:rFonts w:ascii="Roboto Mono" w:hAnsi="Roboto Mono"/>
           <w:i/>
           <w:iCs/>
-          <w:lang w:val="en-US"/>
         </w:rPr>
         <w:t>All possible combinations</w:t>
       </w:r>
       <w:r>
         <w:rPr>
           <w:rFonts w:ascii="Roboto Mono" w:hAnsi="Roboto Mono"/>
-          <w:lang w:val="en-US"/>
         </w:rPr>
         <w:t xml:space="preserve"> of conditions in a decision.</w:t>
       </w:r>
@@ -2475,9 +2608,9 @@
           <w:ilvl w:val="0"/>
           <w:numId w:val="10"/>
         </w:numPr>
-        <w:rPr>
-          <w:rFonts w:ascii="Roboto Mono" w:hAnsi="Roboto Mono"/>
-          <w:lang w:val="en-US"/>
+        <w:spacing w:after="0" w:line="276" w:lineRule="auto"/>
+        <w:rPr>
+          <w:rFonts w:ascii="Roboto Mono" w:hAnsi="Roboto Mono"/>
         </w:rPr>
       </w:pPr>
       <w:r>
@@ -2485,14 +2618,12 @@
           <w:rFonts w:ascii="Roboto Mono" w:hAnsi="Roboto Mono"/>
           <w:b/>
           <w:bCs/>
-          <w:lang w:val="en-US"/>
         </w:rPr>
         <w:t>Goal</w:t>
       </w:r>
       <w:r>
         <w:rPr>
           <w:rFonts w:ascii="Roboto Mono" w:hAnsi="Roboto Mono"/>
-          <w:lang w:val="en-US"/>
         </w:rPr>
         <w:t xml:space="preserve">: Ensure every possible </w:t>
       </w:r>
@@ -2501,14 +2632,12 @@
           <w:rFonts w:ascii="Roboto Mono" w:hAnsi="Roboto Mono"/>
           <w:b/>
           <w:bCs/>
-          <w:lang w:val="en-US"/>
         </w:rPr>
         <w:t>truth table combination</w:t>
       </w:r>
       <w:r>
         <w:rPr>
           <w:rFonts w:ascii="Roboto Mono" w:hAnsi="Roboto Mono"/>
-          <w:lang w:val="en-US"/>
         </w:rPr>
         <w:t xml:space="preserve"> of the conditions is exercised.</w:t>
       </w:r>
@@ -2519,9 +2648,9 @@
           <w:ilvl w:val="0"/>
           <w:numId w:val="10"/>
         </w:numPr>
-        <w:rPr>
-          <w:rFonts w:ascii="Roboto Mono" w:hAnsi="Roboto Mono"/>
-          <w:lang w:val="en-US"/>
+        <w:spacing w:after="0" w:line="276" w:lineRule="auto"/>
+        <w:rPr>
+          <w:rFonts w:ascii="Roboto Mono" w:hAnsi="Roboto Mono"/>
         </w:rPr>
       </w:pPr>
       <w:r>
@@ -2529,41 +2658,33 @@
           <w:rFonts w:ascii="Roboto Mono" w:hAnsi="Roboto Mono"/>
           <w:b/>
           <w:bCs/>
-          <w:lang w:val="en-US"/>
         </w:rPr>
         <w:t>Example</w:t>
       </w:r>
       <w:r>
         <w:rPr>
           <w:rFonts w:ascii="Roboto Mono" w:hAnsi="Roboto Mono"/>
-          <w:lang w:val="en-US"/>
         </w:rPr>
         <w:t xml:space="preserve">: (A AND B) has 2 conditions </w:t>
       </w:r>
       <w:r>
-        <w:rPr>
-          <w:lang w:val="en-US"/>
-        </w:rPr>
         <w:t>→</w:t>
       </w:r>
       <w:r>
         <w:rPr>
           <w:rFonts w:ascii="Roboto Mono" w:hAnsi="Roboto Mono"/>
-          <w:lang w:val="en-US"/>
         </w:rPr>
         <w:t xml:space="preserve"> 2</w:t>
       </w:r>
       <w:r>
         <w:rPr>
           <w:rFonts w:ascii="Roboto Mono" w:hAnsi="Roboto Mono" w:cs="Roboto Mono"/>
-          <w:lang w:val="en-US"/>
         </w:rPr>
         <w:t>²</w:t>
       </w:r>
       <w:r>
         <w:rPr>
           <w:rFonts w:ascii="Roboto Mono" w:hAnsi="Roboto Mono"/>
-          <w:lang w:val="en-US"/>
         </w:rPr>
         <w:t xml:space="preserve"> = 4 combinations.</w:t>
       </w:r>
@@ -2574,15 +2695,14 @@
           <w:ilvl w:val="0"/>
           <w:numId w:val="10"/>
         </w:numPr>
-        <w:rPr>
-          <w:rFonts w:ascii="Roboto Mono" w:hAnsi="Roboto Mono"/>
-          <w:lang w:val="en-US"/>
-        </w:rPr>
-      </w:pPr>
-      <w:r>
-        <w:rPr>
-          <w:rFonts w:ascii="Roboto Mono" w:hAnsi="Roboto Mono"/>
-          <w:lang w:val="en-US"/>
+        <w:spacing w:after="0" w:line="276" w:lineRule="auto"/>
+        <w:rPr>
+          <w:rFonts w:ascii="Roboto Mono" w:hAnsi="Roboto Mono"/>
+        </w:rPr>
+      </w:pPr>
+      <w:r>
+        <w:rPr>
+          <w:rFonts w:ascii="Roboto Mono" w:hAnsi="Roboto Mono"/>
         </w:rPr>
         <w:t>Test Cases:</w:t>
       </w:r>
@@ -2593,15 +2713,14 @@
           <w:ilvl w:val="1"/>
           <w:numId w:val="10"/>
         </w:numPr>
-        <w:rPr>
-          <w:rFonts w:ascii="Roboto Mono" w:hAnsi="Roboto Mono"/>
-          <w:lang w:val="en-US"/>
-        </w:rPr>
-      </w:pPr>
-      <w:r>
-        <w:rPr>
-          <w:rFonts w:ascii="Roboto Mono" w:hAnsi="Roboto Mono"/>
-          <w:lang w:val="en-US"/>
+        <w:spacing w:after="0" w:line="276" w:lineRule="auto"/>
+        <w:rPr>
+          <w:rFonts w:ascii="Roboto Mono" w:hAnsi="Roboto Mono"/>
+        </w:rPr>
+      </w:pPr>
+      <w:r>
+        <w:rPr>
+          <w:rFonts w:ascii="Roboto Mono" w:hAnsi="Roboto Mono"/>
         </w:rPr>
         <w:t>A=T, B=T</w:t>
       </w:r>
@@ -2612,15 +2731,14 @@
           <w:ilvl w:val="1"/>
           <w:numId w:val="10"/>
         </w:numPr>
-        <w:rPr>
-          <w:rFonts w:ascii="Roboto Mono" w:hAnsi="Roboto Mono"/>
-          <w:lang w:val="en-US"/>
-        </w:rPr>
-      </w:pPr>
-      <w:r>
-        <w:rPr>
-          <w:rFonts w:ascii="Roboto Mono" w:hAnsi="Roboto Mono"/>
-          <w:lang w:val="en-US"/>
+        <w:spacing w:after="0" w:line="276" w:lineRule="auto"/>
+        <w:rPr>
+          <w:rFonts w:ascii="Roboto Mono" w:hAnsi="Roboto Mono"/>
+        </w:rPr>
+      </w:pPr>
+      <w:r>
+        <w:rPr>
+          <w:rFonts w:ascii="Roboto Mono" w:hAnsi="Roboto Mono"/>
         </w:rPr>
         <w:t>A=T, B=F</w:t>
       </w:r>
@@ -2631,15 +2749,14 @@
           <w:ilvl w:val="1"/>
           <w:numId w:val="10"/>
         </w:numPr>
-        <w:rPr>
-          <w:rFonts w:ascii="Roboto Mono" w:hAnsi="Roboto Mono"/>
-          <w:lang w:val="en-US"/>
-        </w:rPr>
-      </w:pPr>
-      <w:r>
-        <w:rPr>
-          <w:rFonts w:ascii="Roboto Mono" w:hAnsi="Roboto Mono"/>
-          <w:lang w:val="en-US"/>
+        <w:spacing w:after="0" w:line="276" w:lineRule="auto"/>
+        <w:rPr>
+          <w:rFonts w:ascii="Roboto Mono" w:hAnsi="Roboto Mono"/>
+        </w:rPr>
+      </w:pPr>
+      <w:r>
+        <w:rPr>
+          <w:rFonts w:ascii="Roboto Mono" w:hAnsi="Roboto Mono"/>
         </w:rPr>
         <w:t>A=F, B=T</w:t>
       </w:r>
@@ -2650,15 +2767,14 @@
           <w:ilvl w:val="1"/>
           <w:numId w:val="10"/>
         </w:numPr>
-        <w:rPr>
-          <w:rFonts w:ascii="Roboto Mono" w:hAnsi="Roboto Mono"/>
-          <w:lang w:val="en-US"/>
-        </w:rPr>
-      </w:pPr>
-      <w:r>
-        <w:rPr>
-          <w:rFonts w:ascii="Roboto Mono" w:hAnsi="Roboto Mono"/>
-          <w:lang w:val="en-US"/>
+        <w:spacing w:after="0" w:line="276" w:lineRule="auto"/>
+        <w:rPr>
+          <w:rFonts w:ascii="Roboto Mono" w:hAnsi="Roboto Mono"/>
+        </w:rPr>
+      </w:pPr>
+      <w:r>
+        <w:rPr>
+          <w:rFonts w:ascii="Roboto Mono" w:hAnsi="Roboto Mono"/>
         </w:rPr>
         <w:t>A=F, B=F</w:t>
       </w:r>
@@ -2667,20 +2783,17 @@
       <w:pPr>
         <w:rPr>
           <w:rFonts w:ascii="Roboto Mono" w:hAnsi="Roboto Mono"/>
-          <w:lang w:val="en-US"/>
         </w:rPr>
       </w:pPr>
       <w:r>
         <w:rPr>
           <w:rFonts w:ascii="Segoe UI Emoji" w:hAnsi="Segoe UI Emoji" w:cs="Segoe UI Emoji"/>
-          <w:lang w:val="en-US"/>
         </w:rPr>
         <w:t>✅</w:t>
       </w:r>
       <w:r>
         <w:rPr>
           <w:rFonts w:ascii="Roboto Mono" w:hAnsi="Roboto Mono"/>
-          <w:lang w:val="en-US"/>
         </w:rPr>
         <w:t xml:space="preserve"> Stronger than condition testing, guarantees </w:t>
       </w:r>
@@ -2689,35 +2802,30 @@
           <w:rFonts w:ascii="Roboto Mono" w:hAnsi="Roboto Mono"/>
           <w:i/>
           <w:iCs/>
-          <w:lang w:val="en-US"/>
         </w:rPr>
         <w:t>every combination</w:t>
       </w:r>
       <w:r>
         <w:rPr>
           <w:rFonts w:ascii="Roboto Mono" w:hAnsi="Roboto Mono"/>
-          <w:lang w:val="en-US"/>
         </w:rPr>
         <w:t>.</w:t>
       </w:r>
       <w:r>
         <w:rPr>
           <w:rFonts w:ascii="Roboto Mono" w:hAnsi="Roboto Mono"/>
-          <w:lang w:val="en-US"/>
         </w:rPr>
         <w:br/>
       </w:r>
       <w:r>
         <w:rPr>
           <w:rFonts w:ascii="Segoe UI Emoji" w:hAnsi="Segoe UI Emoji" w:cs="Segoe UI Emoji"/>
-          <w:lang w:val="en-US"/>
         </w:rPr>
         <w:t>❌</w:t>
       </w:r>
       <w:r>
         <w:rPr>
           <w:rFonts w:ascii="Roboto Mono" w:hAnsi="Roboto Mono"/>
-          <w:lang w:val="en-US"/>
         </w:rPr>
         <w:t xml:space="preserve"> May lead to </w:t>
       </w:r>
@@ -2726,14 +2834,12 @@
           <w:rFonts w:ascii="Roboto Mono" w:hAnsi="Roboto Mono"/>
           <w:b/>
           <w:bCs/>
-          <w:lang w:val="en-US"/>
         </w:rPr>
         <w:t>combinatorial explosion</w:t>
       </w:r>
       <w:r>
         <w:rPr>
           <w:rFonts w:ascii="Roboto Mono" w:hAnsi="Roboto Mono"/>
-          <w:lang w:val="en-US"/>
         </w:rPr>
         <w:t xml:space="preserve"> with many conditions.</w:t>
       </w:r>
@@ -2742,16 +2848,13 @@
       <w:pPr>
         <w:rPr>
           <w:rFonts w:ascii="Roboto Mono" w:hAnsi="Roboto Mono"/>
-          <w:lang w:val="en-US"/>
-        </w:rPr>
-      </w:pPr>
-      <w:r>
-        <w:rPr>
-          <w:rFonts w:ascii="Roboto Mono" w:hAnsi="Roboto Mono"/>
-          <w:lang w:val="en-US"/>
-        </w:rPr>
-        <w:lastRenderedPageBreak/>
-        <w:pict w14:anchorId="59ECCA63">
+        </w:rPr>
+      </w:pPr>
+      <w:r>
+        <w:rPr>
+          <w:rFonts w:ascii="Roboto Mono" w:hAnsi="Roboto Mono"/>
+        </w:rPr>
+        <w:pict w14:anchorId="0C4EA238">
           <v:rect id="_x0000_i1035" style="width:0;height:1.5pt" o:hralign="center" o:hrstd="t" o:hr="t" fillcolor="#a0a0a0" stroked="f"/>
         </w:pict>
       </w:r>
@@ -2762,7 +2865,6 @@
           <w:rFonts w:ascii="Roboto Mono" w:hAnsi="Roboto Mono"/>
           <w:b/>
           <w:bCs/>
-          <w:lang w:val="en-US"/>
         </w:rPr>
       </w:pPr>
       <w:r>
@@ -2770,7 +2872,6 @@
           <w:rFonts w:ascii="Segoe UI Emoji" w:hAnsi="Segoe UI Emoji" w:cs="Segoe UI Emoji"/>
           <w:b/>
           <w:bCs/>
-          <w:lang w:val="en-US"/>
         </w:rPr>
         <w:t>🔹</w:t>
       </w:r>
@@ -2779,7 +2880,6 @@
           <w:rFonts w:ascii="Roboto Mono" w:hAnsi="Roboto Mono"/>
           <w:b/>
           <w:bCs/>
-          <w:lang w:val="en-US"/>
         </w:rPr>
         <w:t xml:space="preserve"> 4. Path Testing</w:t>
       </w:r>
@@ -2790,9 +2890,9 @@
           <w:ilvl w:val="0"/>
           <w:numId w:val="11"/>
         </w:numPr>
-        <w:rPr>
-          <w:rFonts w:ascii="Roboto Mono" w:hAnsi="Roboto Mono"/>
-          <w:lang w:val="en-US"/>
+        <w:spacing w:after="0" w:line="276" w:lineRule="auto"/>
+        <w:rPr>
+          <w:rFonts w:ascii="Roboto Mono" w:hAnsi="Roboto Mono"/>
         </w:rPr>
       </w:pPr>
       <w:r>
@@ -2800,14 +2900,12 @@
           <w:rFonts w:ascii="Roboto Mono" w:hAnsi="Roboto Mono"/>
           <w:b/>
           <w:bCs/>
-          <w:lang w:val="en-US"/>
         </w:rPr>
         <w:t>Coverage Item</w:t>
       </w:r>
       <w:r>
         <w:rPr>
           <w:rFonts w:ascii="Roboto Mono" w:hAnsi="Roboto Mono"/>
-          <w:lang w:val="en-US"/>
         </w:rPr>
         <w:t xml:space="preserve">: </w:t>
       </w:r>
@@ -2816,14 +2914,12 @@
           <w:rFonts w:ascii="Roboto Mono" w:hAnsi="Roboto Mono"/>
           <w:i/>
           <w:iCs/>
-          <w:lang w:val="en-US"/>
         </w:rPr>
         <w:t>Execution paths</w:t>
       </w:r>
       <w:r>
         <w:rPr>
           <w:rFonts w:ascii="Roboto Mono" w:hAnsi="Roboto Mono"/>
-          <w:lang w:val="en-US"/>
         </w:rPr>
         <w:t xml:space="preserve"> through the program.</w:t>
       </w:r>
@@ -2834,9 +2930,9 @@
           <w:ilvl w:val="0"/>
           <w:numId w:val="11"/>
         </w:numPr>
-        <w:rPr>
-          <w:rFonts w:ascii="Roboto Mono" w:hAnsi="Roboto Mono"/>
-          <w:lang w:val="en-US"/>
+        <w:spacing w:after="0" w:line="276" w:lineRule="auto"/>
+        <w:rPr>
+          <w:rFonts w:ascii="Roboto Mono" w:hAnsi="Roboto Mono"/>
         </w:rPr>
       </w:pPr>
       <w:r>
@@ -2844,14 +2940,12 @@
           <w:rFonts w:ascii="Roboto Mono" w:hAnsi="Roboto Mono"/>
           <w:b/>
           <w:bCs/>
-          <w:lang w:val="en-US"/>
         </w:rPr>
         <w:t>Goal</w:t>
       </w:r>
       <w:r>
         <w:rPr>
           <w:rFonts w:ascii="Roboto Mono" w:hAnsi="Roboto Mono"/>
-          <w:lang w:val="en-US"/>
         </w:rPr>
         <w:t xml:space="preserve">: Ensure every </w:t>
       </w:r>
@@ -2860,14 +2954,12 @@
           <w:rFonts w:ascii="Roboto Mono" w:hAnsi="Roboto Mono"/>
           <w:b/>
           <w:bCs/>
-          <w:lang w:val="en-US"/>
         </w:rPr>
         <w:t>unique path</w:t>
       </w:r>
       <w:r>
         <w:rPr>
           <w:rFonts w:ascii="Roboto Mono" w:hAnsi="Roboto Mono"/>
-          <w:lang w:val="en-US"/>
         </w:rPr>
         <w:t xml:space="preserve"> through the control flow graph is executed.</w:t>
       </w:r>
@@ -2878,9 +2970,9 @@
           <w:ilvl w:val="0"/>
           <w:numId w:val="11"/>
         </w:numPr>
-        <w:rPr>
-          <w:rFonts w:ascii="Roboto Mono" w:hAnsi="Roboto Mono"/>
-          <w:lang w:val="en-US"/>
+        <w:spacing w:after="0" w:line="276" w:lineRule="auto"/>
+        <w:rPr>
+          <w:rFonts w:ascii="Roboto Mono" w:hAnsi="Roboto Mono"/>
         </w:rPr>
       </w:pPr>
       <w:r>
@@ -2888,14 +2980,12 @@
           <w:rFonts w:ascii="Roboto Mono" w:hAnsi="Roboto Mono"/>
           <w:b/>
           <w:bCs/>
-          <w:lang w:val="en-US"/>
         </w:rPr>
         <w:t>Example</w:t>
       </w:r>
       <w:r>
         <w:rPr>
           <w:rFonts w:ascii="Roboto Mono" w:hAnsi="Roboto Mono"/>
-          <w:lang w:val="en-US"/>
         </w:rPr>
         <w:t>:</w:t>
       </w:r>
@@ -2904,7 +2994,6 @@
       <w:pPr>
         <w:rPr>
           <w:rFonts w:ascii="Roboto Mono" w:hAnsi="Roboto Mono"/>
-          <w:lang w:val="en-US"/>
         </w:rPr>
       </w:pPr>
       <w:r>
@@ -2912,7 +3001,7 @@
           <w:noProof/>
         </w:rPr>
         <w:drawing>
-          <wp:inline distT="0" distB="0" distL="0" distR="0" wp14:anchorId="4B9E0F0E" wp14:editId="09B47690">
+          <wp:inline distT="0" distB="0" distL="0" distR="0" wp14:anchorId="49024F39" wp14:editId="78A613F2">
             <wp:extent cx="5943600" cy="1820545"/>
             <wp:effectExtent l="0" t="0" r="0" b="8255"/>
             <wp:docPr id="1252023258" name="Picture 1"/>
@@ -2952,13 +3041,11 @@
       <w:pPr>
         <w:rPr>
           <w:rFonts w:ascii="Roboto Mono" w:hAnsi="Roboto Mono"/>
-          <w:lang w:val="en-US"/>
-        </w:rPr>
-      </w:pPr>
-      <w:r>
-        <w:rPr>
-          <w:rFonts w:ascii="Roboto Mono" w:hAnsi="Roboto Mono"/>
-          <w:lang w:val="en-US"/>
+        </w:rPr>
+      </w:pPr>
+      <w:r>
+        <w:rPr>
+          <w:rFonts w:ascii="Roboto Mono" w:hAnsi="Roboto Mono"/>
         </w:rPr>
         <w:t>if (x &gt; 0):</w:t>
       </w:r>
@@ -2967,13 +3054,11 @@
       <w:pPr>
         <w:rPr>
           <w:rFonts w:ascii="Roboto Mono" w:hAnsi="Roboto Mono"/>
-          <w:lang w:val="en-US"/>
-        </w:rPr>
-      </w:pPr>
-      <w:r>
-        <w:rPr>
-          <w:rFonts w:ascii="Roboto Mono" w:hAnsi="Roboto Mono"/>
-          <w:lang w:val="en-US"/>
+        </w:rPr>
+      </w:pPr>
+      <w:r>
+        <w:rPr>
+          <w:rFonts w:ascii="Roboto Mono" w:hAnsi="Roboto Mono"/>
         </w:rPr>
         <w:t xml:space="preserve">   if (y &gt; 0):</w:t>
       </w:r>
@@ -2982,13 +3067,11 @@
       <w:pPr>
         <w:rPr>
           <w:rFonts w:ascii="Roboto Mono" w:hAnsi="Roboto Mono"/>
-          <w:lang w:val="en-US"/>
-        </w:rPr>
-      </w:pPr>
-      <w:r>
-        <w:rPr>
-          <w:rFonts w:ascii="Roboto Mono" w:hAnsi="Roboto Mono"/>
-          <w:lang w:val="en-US"/>
+        </w:rPr>
+      </w:pPr>
+      <w:r>
+        <w:rPr>
+          <w:rFonts w:ascii="Roboto Mono" w:hAnsi="Roboto Mono"/>
         </w:rPr>
         <w:t xml:space="preserve">       print("A")</w:t>
       </w:r>
@@ -2997,13 +3080,11 @@
       <w:pPr>
         <w:rPr>
           <w:rFonts w:ascii="Roboto Mono" w:hAnsi="Roboto Mono"/>
-          <w:lang w:val="en-US"/>
-        </w:rPr>
-      </w:pPr>
-      <w:r>
-        <w:rPr>
-          <w:rFonts w:ascii="Roboto Mono" w:hAnsi="Roboto Mono"/>
-          <w:lang w:val="en-US"/>
+        </w:rPr>
+      </w:pPr>
+      <w:r>
+        <w:rPr>
+          <w:rFonts w:ascii="Roboto Mono" w:hAnsi="Roboto Mono"/>
         </w:rPr>
         <w:t xml:space="preserve">   else:</w:t>
       </w:r>
@@ -3012,13 +3093,11 @@
       <w:pPr>
         <w:rPr>
           <w:rFonts w:ascii="Roboto Mono" w:hAnsi="Roboto Mono"/>
-          <w:lang w:val="en-US"/>
-        </w:rPr>
-      </w:pPr>
-      <w:r>
-        <w:rPr>
-          <w:rFonts w:ascii="Roboto Mono" w:hAnsi="Roboto Mono"/>
-          <w:lang w:val="en-US"/>
+        </w:rPr>
+      </w:pPr>
+      <w:r>
+        <w:rPr>
+          <w:rFonts w:ascii="Roboto Mono" w:hAnsi="Roboto Mono"/>
         </w:rPr>
         <w:t xml:space="preserve">       print("B")</w:t>
       </w:r>
@@ -3027,13 +3106,11 @@
       <w:pPr>
         <w:rPr>
           <w:rFonts w:ascii="Roboto Mono" w:hAnsi="Roboto Mono"/>
-          <w:lang w:val="en-US"/>
-        </w:rPr>
-      </w:pPr>
-      <w:r>
-        <w:rPr>
-          <w:rFonts w:ascii="Roboto Mono" w:hAnsi="Roboto Mono"/>
-          <w:lang w:val="en-US"/>
+        </w:rPr>
+      </w:pPr>
+      <w:r>
+        <w:rPr>
+          <w:rFonts w:ascii="Roboto Mono" w:hAnsi="Roboto Mono"/>
         </w:rPr>
         <w:t>else:</w:t>
       </w:r>
@@ -3042,13 +3119,11 @@
       <w:pPr>
         <w:rPr>
           <w:rFonts w:ascii="Roboto Mono" w:hAnsi="Roboto Mono"/>
-          <w:lang w:val="en-US"/>
-        </w:rPr>
-      </w:pPr>
-      <w:r>
-        <w:rPr>
-          <w:rFonts w:ascii="Roboto Mono" w:hAnsi="Roboto Mono"/>
-          <w:lang w:val="en-US"/>
+        </w:rPr>
+      </w:pPr>
+      <w:r>
+        <w:rPr>
+          <w:rFonts w:ascii="Roboto Mono" w:hAnsi="Roboto Mono"/>
         </w:rPr>
         <w:t xml:space="preserve">   print("C")</w:t>
       </w:r>
@@ -3059,15 +3134,14 @@
           <w:ilvl w:val="0"/>
           <w:numId w:val="12"/>
         </w:numPr>
-        <w:rPr>
-          <w:rFonts w:ascii="Roboto Mono" w:hAnsi="Roboto Mono"/>
-          <w:lang w:val="en-US"/>
-        </w:rPr>
-      </w:pPr>
-      <w:r>
-        <w:rPr>
-          <w:rFonts w:ascii="Roboto Mono" w:hAnsi="Roboto Mono"/>
-          <w:lang w:val="en-US"/>
+        <w:spacing w:after="0" w:line="276" w:lineRule="auto"/>
+        <w:rPr>
+          <w:rFonts w:ascii="Roboto Mono" w:hAnsi="Roboto Mono"/>
+        </w:rPr>
+      </w:pPr>
+      <w:r>
+        <w:rPr>
+          <w:rFonts w:ascii="Roboto Mono" w:hAnsi="Roboto Mono"/>
         </w:rPr>
         <w:t>Paths:</w:t>
       </w:r>
@@ -3078,28 +3152,23 @@
           <w:ilvl w:val="1"/>
           <w:numId w:val="12"/>
         </w:numPr>
-        <w:rPr>
-          <w:rFonts w:ascii="Roboto Mono" w:hAnsi="Roboto Mono"/>
-          <w:lang w:val="en-US"/>
-        </w:rPr>
-      </w:pPr>
-      <w:r>
-        <w:rPr>
-          <w:rFonts w:ascii="Roboto Mono" w:hAnsi="Roboto Mono"/>
-          <w:lang w:val="en-US"/>
+        <w:spacing w:after="0" w:line="276" w:lineRule="auto"/>
+        <w:rPr>
+          <w:rFonts w:ascii="Roboto Mono" w:hAnsi="Roboto Mono"/>
+        </w:rPr>
+      </w:pPr>
+      <w:r>
+        <w:rPr>
+          <w:rFonts w:ascii="Roboto Mono" w:hAnsi="Roboto Mono"/>
         </w:rPr>
         <w:t xml:space="preserve">x&gt;0 &amp; y&gt;0 </w:t>
       </w:r>
       <w:r>
-        <w:rPr>
-          <w:lang w:val="en-US"/>
-        </w:rPr>
         <w:t>→</w:t>
       </w:r>
       <w:r>
         <w:rPr>
           <w:rFonts w:ascii="Roboto Mono" w:hAnsi="Roboto Mono"/>
-          <w:lang w:val="en-US"/>
         </w:rPr>
         <w:t xml:space="preserve"> A</w:t>
       </w:r>
@@ -3110,28 +3179,23 @@
           <w:ilvl w:val="1"/>
           <w:numId w:val="12"/>
         </w:numPr>
-        <w:rPr>
-          <w:rFonts w:ascii="Roboto Mono" w:hAnsi="Roboto Mono"/>
-          <w:lang w:val="en-US"/>
-        </w:rPr>
-      </w:pPr>
-      <w:r>
-        <w:rPr>
-          <w:rFonts w:ascii="Roboto Mono" w:hAnsi="Roboto Mono"/>
-          <w:lang w:val="en-US"/>
+        <w:spacing w:after="0" w:line="276" w:lineRule="auto"/>
+        <w:rPr>
+          <w:rFonts w:ascii="Roboto Mono" w:hAnsi="Roboto Mono"/>
+        </w:rPr>
+      </w:pPr>
+      <w:r>
+        <w:rPr>
+          <w:rFonts w:ascii="Roboto Mono" w:hAnsi="Roboto Mono"/>
         </w:rPr>
         <w:t xml:space="preserve">x&gt;0 &amp; y&lt;=0 </w:t>
       </w:r>
       <w:r>
-        <w:rPr>
-          <w:lang w:val="en-US"/>
-        </w:rPr>
         <w:t>→</w:t>
       </w:r>
       <w:r>
         <w:rPr>
           <w:rFonts w:ascii="Roboto Mono" w:hAnsi="Roboto Mono"/>
-          <w:lang w:val="en-US"/>
         </w:rPr>
         <w:t xml:space="preserve"> B</w:t>
       </w:r>
@@ -3142,28 +3206,23 @@
           <w:ilvl w:val="1"/>
           <w:numId w:val="12"/>
         </w:numPr>
-        <w:rPr>
-          <w:rFonts w:ascii="Roboto Mono" w:hAnsi="Roboto Mono"/>
-          <w:lang w:val="en-US"/>
-        </w:rPr>
-      </w:pPr>
-      <w:r>
-        <w:rPr>
-          <w:rFonts w:ascii="Roboto Mono" w:hAnsi="Roboto Mono"/>
-          <w:lang w:val="en-US"/>
+        <w:spacing w:after="0" w:line="276" w:lineRule="auto"/>
+        <w:rPr>
+          <w:rFonts w:ascii="Roboto Mono" w:hAnsi="Roboto Mono"/>
+        </w:rPr>
+      </w:pPr>
+      <w:r>
+        <w:rPr>
+          <w:rFonts w:ascii="Roboto Mono" w:hAnsi="Roboto Mono"/>
         </w:rPr>
         <w:t xml:space="preserve">x&lt;=0 </w:t>
       </w:r>
       <w:r>
-        <w:rPr>
-          <w:lang w:val="en-US"/>
-        </w:rPr>
         <w:t>→</w:t>
       </w:r>
       <w:r>
         <w:rPr>
           <w:rFonts w:ascii="Roboto Mono" w:hAnsi="Roboto Mono"/>
-          <w:lang w:val="en-US"/>
         </w:rPr>
         <w:t xml:space="preserve"> C</w:t>
       </w:r>
@@ -3172,41 +3231,35 @@
       <w:pPr>
         <w:rPr>
           <w:rFonts w:ascii="Roboto Mono" w:hAnsi="Roboto Mono"/>
-          <w:lang w:val="en-US"/>
         </w:rPr>
       </w:pPr>
       <w:r>
         <w:rPr>
           <w:rFonts w:ascii="Segoe UI Emoji" w:hAnsi="Segoe UI Emoji" w:cs="Segoe UI Emoji"/>
-          <w:lang w:val="en-US"/>
         </w:rPr>
         <w:t>✅</w:t>
       </w:r>
       <w:r>
         <w:rPr>
           <w:rFonts w:ascii="Roboto Mono" w:hAnsi="Roboto Mono"/>
-          <w:lang w:val="en-US"/>
         </w:rPr>
         <w:t xml:space="preserve"> Strongest – exercises full paths, not just conditions.</w:t>
       </w:r>
       <w:r>
         <w:rPr>
           <w:rFonts w:ascii="Roboto Mono" w:hAnsi="Roboto Mono"/>
-          <w:lang w:val="en-US"/>
         </w:rPr>
         <w:br/>
       </w:r>
       <w:r>
         <w:rPr>
           <w:rFonts w:ascii="Segoe UI Emoji" w:hAnsi="Segoe UI Emoji" w:cs="Segoe UI Emoji"/>
-          <w:lang w:val="en-US"/>
         </w:rPr>
         <w:t>❌</w:t>
       </w:r>
       <w:r>
         <w:rPr>
           <w:rFonts w:ascii="Roboto Mono" w:hAnsi="Roboto Mono"/>
-          <w:lang w:val="en-US"/>
         </w:rPr>
         <w:t xml:space="preserve"> Can be </w:t>
       </w:r>
@@ -3215,14 +3268,12 @@
           <w:rFonts w:ascii="Roboto Mono" w:hAnsi="Roboto Mono"/>
           <w:b/>
           <w:bCs/>
-          <w:lang w:val="en-US"/>
         </w:rPr>
         <w:t>infinite/unfeasible</w:t>
       </w:r>
       <w:r>
         <w:rPr>
           <w:rFonts w:ascii="Roboto Mono" w:hAnsi="Roboto Mono"/>
-          <w:lang w:val="en-US"/>
         </w:rPr>
         <w:t xml:space="preserve"> in loops (so often limited to “basis paths” or “prime paths”).</w:t>
       </w:r>
@@ -3231,15 +3282,13 @@
       <w:pPr>
         <w:rPr>
           <w:rFonts w:ascii="Roboto Mono" w:hAnsi="Roboto Mono"/>
-          <w:lang w:val="en-US"/>
-        </w:rPr>
-      </w:pPr>
-      <w:r>
-        <w:rPr>
-          <w:rFonts w:ascii="Roboto Mono" w:hAnsi="Roboto Mono"/>
-          <w:lang w:val="en-US"/>
-        </w:rPr>
-        <w:pict w14:anchorId="6C1D195F">
+        </w:rPr>
+      </w:pPr>
+      <w:r>
+        <w:rPr>
+          <w:rFonts w:ascii="Roboto Mono" w:hAnsi="Roboto Mono"/>
+        </w:rPr>
+        <w:pict w14:anchorId="3FB20334">
           <v:rect id="_x0000_i1036" style="width:0;height:1.5pt" o:hralign="center" o:hrstd="t" o:hr="t" fillcolor="#a0a0a0" stroked="f"/>
         </w:pict>
       </w:r>
@@ -3250,7 +3299,6 @@
           <w:rFonts w:ascii="Roboto Mono" w:hAnsi="Roboto Mono"/>
           <w:b/>
           <w:bCs/>
-          <w:lang w:val="en-US"/>
         </w:rPr>
       </w:pPr>
       <w:r>
@@ -3258,7 +3306,6 @@
           <w:rFonts w:ascii="Segoe UI Emoji" w:hAnsi="Segoe UI Emoji" w:cs="Segoe UI Emoji"/>
           <w:b/>
           <w:bCs/>
-          <w:lang w:val="en-US"/>
         </w:rPr>
         <w:t>📊</w:t>
       </w:r>
@@ -3267,7 +3314,6 @@
           <w:rFonts w:ascii="Roboto Mono" w:hAnsi="Roboto Mono"/>
           <w:b/>
           <w:bCs/>
-          <w:lang w:val="en-US"/>
         </w:rPr>
         <w:t xml:space="preserve"> Quick Comparison Table</w:t>
       </w:r>
@@ -3278,16 +3324,14 @@
           <w:rFonts w:ascii="Roboto Mono" w:hAnsi="Roboto Mono"/>
           <w:b/>
           <w:bCs/>
-          <w:lang w:val="en-US"/>
         </w:rPr>
       </w:pPr>
       <w:r>
         <w:rPr>
           <w:noProof/>
         </w:rPr>
-        <w:lastRenderedPageBreak/>
         <w:drawing>
-          <wp:inline distT="0" distB="0" distL="0" distR="0" wp14:anchorId="6B352A0F" wp14:editId="719B60AE">
+          <wp:inline distT="0" distB="0" distL="0" distR="0" wp14:anchorId="16582DBE" wp14:editId="4FDF8B31">
             <wp:extent cx="5943600" cy="1953260"/>
             <wp:effectExtent l="0" t="0" r="0" b="8890"/>
             <wp:docPr id="1224034633" name="Picture 1"/>
@@ -3336,10 +3380,10 @@
         <w:tblLook w:val="04A0" w:firstRow="1" w:lastRow="0" w:firstColumn="1" w:lastColumn="0" w:noHBand="0" w:noVBand="1"/>
       </w:tblPr>
       <w:tblGrid>
-        <w:gridCol w:w="1945"/>
-        <w:gridCol w:w="2304"/>
-        <w:gridCol w:w="2530"/>
-        <w:gridCol w:w="2581"/>
+        <w:gridCol w:w="1996"/>
+        <w:gridCol w:w="2365"/>
+        <w:gridCol w:w="2476"/>
+        <w:gridCol w:w="2523"/>
       </w:tblGrid>
       <w:tr>
         <w:trPr>
@@ -3358,7 +3402,6 @@
                 <w:rFonts w:ascii="Roboto Mono" w:hAnsi="Roboto Mono"/>
                 <w:b/>
                 <w:bCs/>
-                <w:lang w:val="en-US"/>
               </w:rPr>
             </w:pPr>
             <w:r>
@@ -3366,7 +3409,6 @@
                 <w:rFonts w:ascii="Roboto Mono" w:hAnsi="Roboto Mono"/>
                 <w:b/>
                 <w:bCs/>
-                <w:lang w:val="en-US"/>
               </w:rPr>
               <w:t>Technique</w:t>
             </w:r>
@@ -3384,7 +3426,6 @@
                 <w:rFonts w:ascii="Roboto Mono" w:hAnsi="Roboto Mono"/>
                 <w:b/>
                 <w:bCs/>
-                <w:lang w:val="en-US"/>
               </w:rPr>
             </w:pPr>
             <w:r>
@@ -3392,7 +3433,6 @@
                 <w:rFonts w:ascii="Roboto Mono" w:hAnsi="Roboto Mono"/>
                 <w:b/>
                 <w:bCs/>
-                <w:lang w:val="en-US"/>
               </w:rPr>
               <w:t>Coverage Item</w:t>
             </w:r>
@@ -3410,7 +3450,6 @@
                 <w:rFonts w:ascii="Roboto Mono" w:hAnsi="Roboto Mono"/>
                 <w:b/>
                 <w:bCs/>
-                <w:lang w:val="en-US"/>
               </w:rPr>
             </w:pPr>
             <w:r>
@@ -3418,7 +3457,6 @@
                 <w:rFonts w:ascii="Roboto Mono" w:hAnsi="Roboto Mono"/>
                 <w:b/>
                 <w:bCs/>
-                <w:lang w:val="en-US"/>
               </w:rPr>
               <w:t>Ensures</w:t>
             </w:r>
@@ -3436,7 +3474,6 @@
                 <w:rFonts w:ascii="Roboto Mono" w:hAnsi="Roboto Mono"/>
                 <w:b/>
                 <w:bCs/>
-                <w:lang w:val="en-US"/>
               </w:rPr>
             </w:pPr>
             <w:r>
@@ -3444,7 +3481,6 @@
                 <w:rFonts w:ascii="Roboto Mono" w:hAnsi="Roboto Mono"/>
                 <w:b/>
                 <w:bCs/>
-                <w:lang w:val="en-US"/>
               </w:rPr>
               <w:t>Strength vs. Others</w:t>
             </w:r>
@@ -3465,7 +3501,6 @@
             <w:pPr>
               <w:rPr>
                 <w:rFonts w:ascii="Roboto Mono" w:hAnsi="Roboto Mono"/>
-                <w:lang w:val="en-US"/>
               </w:rPr>
             </w:pPr>
             <w:r>
@@ -3473,7 +3508,6 @@
                 <w:rFonts w:ascii="Roboto Mono" w:hAnsi="Roboto Mono"/>
                 <w:b/>
                 <w:bCs/>
-                <w:lang w:val="en-US"/>
               </w:rPr>
               <w:t>Branch (Decision) Testing</w:t>
             </w:r>
@@ -3489,13 +3523,11 @@
             <w:pPr>
               <w:rPr>
                 <w:rFonts w:ascii="Roboto Mono" w:hAnsi="Roboto Mono"/>
-                <w:lang w:val="en-US"/>
               </w:rPr>
             </w:pPr>
             <w:r>
               <w:rPr>
                 <w:rFonts w:ascii="Roboto Mono" w:hAnsi="Roboto Mono"/>
-                <w:lang w:val="en-US"/>
               </w:rPr>
               <w:t>Branch outcomes (True/False)</w:t>
             </w:r>
@@ -3511,13 +3543,11 @@
             <w:pPr>
               <w:rPr>
                 <w:rFonts w:ascii="Roboto Mono" w:hAnsi="Roboto Mono"/>
-                <w:lang w:val="en-US"/>
               </w:rPr>
             </w:pPr>
             <w:r>
               <w:rPr>
                 <w:rFonts w:ascii="Roboto Mono" w:hAnsi="Roboto Mono"/>
-                <w:lang w:val="en-US"/>
               </w:rPr>
               <w:t>Every decision outcome executed</w:t>
             </w:r>
@@ -3533,13 +3563,11 @@
             <w:pPr>
               <w:rPr>
                 <w:rFonts w:ascii="Roboto Mono" w:hAnsi="Roboto Mono"/>
-                <w:lang w:val="en-US"/>
               </w:rPr>
             </w:pPr>
             <w:r>
               <w:rPr>
                 <w:rFonts w:ascii="Roboto Mono" w:hAnsi="Roboto Mono"/>
-                <w:lang w:val="en-US"/>
               </w:rPr>
               <w:t>Stronger than statement testing</w:t>
             </w:r>
@@ -3560,7 +3588,6 @@
             <w:pPr>
               <w:rPr>
                 <w:rFonts w:ascii="Roboto Mono" w:hAnsi="Roboto Mono"/>
-                <w:lang w:val="en-US"/>
               </w:rPr>
             </w:pPr>
             <w:r>
@@ -3568,7 +3595,6 @@
                 <w:rFonts w:ascii="Roboto Mono" w:hAnsi="Roboto Mono"/>
                 <w:b/>
                 <w:bCs/>
-                <w:lang w:val="en-US"/>
               </w:rPr>
               <w:t>Condition Testing</w:t>
             </w:r>
@@ -3584,13 +3610,11 @@
             <w:pPr>
               <w:rPr>
                 <w:rFonts w:ascii="Roboto Mono" w:hAnsi="Roboto Mono"/>
-                <w:lang w:val="en-US"/>
               </w:rPr>
             </w:pPr>
             <w:r>
               <w:rPr>
                 <w:rFonts w:ascii="Roboto Mono" w:hAnsi="Roboto Mono"/>
-                <w:lang w:val="en-US"/>
               </w:rPr>
               <w:t>Each atomic condition</w:t>
             </w:r>
@@ -3606,13 +3630,11 @@
             <w:pPr>
               <w:rPr>
                 <w:rFonts w:ascii="Roboto Mono" w:hAnsi="Roboto Mono"/>
-                <w:lang w:val="en-US"/>
               </w:rPr>
             </w:pPr>
             <w:r>
               <w:rPr>
                 <w:rFonts w:ascii="Roboto Mono" w:hAnsi="Roboto Mono"/>
-                <w:lang w:val="en-US"/>
               </w:rPr>
               <w:t>Each condition is True &amp; False at least once</w:t>
             </w:r>
@@ -3628,13 +3650,11 @@
             <w:pPr>
               <w:rPr>
                 <w:rFonts w:ascii="Roboto Mono" w:hAnsi="Roboto Mono"/>
-                <w:lang w:val="en-US"/>
               </w:rPr>
             </w:pPr>
             <w:r>
               <w:rPr>
                 <w:rFonts w:ascii="Roboto Mono" w:hAnsi="Roboto Mono"/>
-                <w:lang w:val="en-US"/>
               </w:rPr>
               <w:t>Stronger than branch, weaker than MCC</w:t>
             </w:r>
@@ -3655,7 +3675,6 @@
             <w:pPr>
               <w:rPr>
                 <w:rFonts w:ascii="Roboto Mono" w:hAnsi="Roboto Mono"/>
-                <w:lang w:val="en-US"/>
               </w:rPr>
             </w:pPr>
             <w:r>
@@ -3663,7 +3682,6 @@
                 <w:rFonts w:ascii="Roboto Mono" w:hAnsi="Roboto Mono"/>
                 <w:b/>
                 <w:bCs/>
-                <w:lang w:val="en-US"/>
               </w:rPr>
               <w:t>MCC</w:t>
             </w:r>
@@ -3679,13 +3697,11 @@
             <w:pPr>
               <w:rPr>
                 <w:rFonts w:ascii="Roboto Mono" w:hAnsi="Roboto Mono"/>
-                <w:lang w:val="en-US"/>
               </w:rPr>
             </w:pPr>
             <w:r>
               <w:rPr>
                 <w:rFonts w:ascii="Roboto Mono" w:hAnsi="Roboto Mono"/>
-                <w:lang w:val="en-US"/>
               </w:rPr>
               <w:t>All combinations of conditions</w:t>
             </w:r>
@@ -3701,13 +3717,11 @@
             <w:pPr>
               <w:rPr>
                 <w:rFonts w:ascii="Roboto Mono" w:hAnsi="Roboto Mono"/>
-                <w:lang w:val="en-US"/>
               </w:rPr>
             </w:pPr>
             <w:r>
               <w:rPr>
                 <w:rFonts w:ascii="Roboto Mono" w:hAnsi="Roboto Mono"/>
-                <w:lang w:val="en-US"/>
               </w:rPr>
               <w:t>Full truth table tested</w:t>
             </w:r>
@@ -3723,13 +3737,11 @@
             <w:pPr>
               <w:rPr>
                 <w:rFonts w:ascii="Roboto Mono" w:hAnsi="Roboto Mono"/>
-                <w:lang w:val="en-US"/>
               </w:rPr>
             </w:pPr>
             <w:r>
               <w:rPr>
                 <w:rFonts w:ascii="Roboto Mono" w:hAnsi="Roboto Mono"/>
-                <w:lang w:val="en-US"/>
               </w:rPr>
               <w:t>Strongest for decision logic</w:t>
             </w:r>
@@ -3750,7 +3762,6 @@
             <w:pPr>
               <w:rPr>
                 <w:rFonts w:ascii="Roboto Mono" w:hAnsi="Roboto Mono"/>
-                <w:lang w:val="en-US"/>
               </w:rPr>
             </w:pPr>
             <w:r>
@@ -3758,7 +3769,6 @@
                 <w:rFonts w:ascii="Roboto Mono" w:hAnsi="Roboto Mono"/>
                 <w:b/>
                 <w:bCs/>
-                <w:lang w:val="en-US"/>
               </w:rPr>
               <w:t>Path Testing</w:t>
             </w:r>
@@ -3774,13 +3784,11 @@
             <w:pPr>
               <w:rPr>
                 <w:rFonts w:ascii="Roboto Mono" w:hAnsi="Roboto Mono"/>
-                <w:lang w:val="en-US"/>
               </w:rPr>
             </w:pPr>
             <w:r>
               <w:rPr>
                 <w:rFonts w:ascii="Roboto Mono" w:hAnsi="Roboto Mono"/>
-                <w:lang w:val="en-US"/>
               </w:rPr>
               <w:t>Execution paths</w:t>
             </w:r>
@@ -3796,13 +3804,11 @@
             <w:pPr>
               <w:rPr>
                 <w:rFonts w:ascii="Roboto Mono" w:hAnsi="Roboto Mono"/>
-                <w:lang w:val="en-US"/>
               </w:rPr>
             </w:pPr>
             <w:r>
               <w:rPr>
                 <w:rFonts w:ascii="Roboto Mono" w:hAnsi="Roboto Mono"/>
-                <w:lang w:val="en-US"/>
               </w:rPr>
               <w:t>All possible paths executed</w:t>
             </w:r>
@@ -3818,13 +3824,11 @@
             <w:pPr>
               <w:rPr>
                 <w:rFonts w:ascii="Roboto Mono" w:hAnsi="Roboto Mono"/>
-                <w:lang w:val="en-US"/>
               </w:rPr>
             </w:pPr>
             <w:r>
               <w:rPr>
                 <w:rFonts w:ascii="Roboto Mono" w:hAnsi="Roboto Mono"/>
-                <w:lang w:val="en-US"/>
               </w:rPr>
               <w:t>Strongest overall, but can explode with loops</w:t>
             </w:r>
@@ -3836,15 +3840,13 @@
       <w:pPr>
         <w:rPr>
           <w:rFonts w:ascii="Roboto Mono" w:hAnsi="Roboto Mono"/>
-          <w:lang w:val="en-US"/>
-        </w:rPr>
-      </w:pPr>
-      <w:r>
-        <w:rPr>
-          <w:rFonts w:ascii="Roboto Mono" w:hAnsi="Roboto Mono"/>
-          <w:lang w:val="en-US"/>
-        </w:rPr>
-        <w:pict w14:anchorId="33633072">
+        </w:rPr>
+      </w:pPr>
+      <w:r>
+        <w:rPr>
+          <w:rFonts w:ascii="Roboto Mono" w:hAnsi="Roboto Mono"/>
+        </w:rPr>
+        <w:pict w14:anchorId="2B31B8F5">
           <v:rect id="_x0000_i1037" style="width:0;height:1.5pt" o:hralign="center" o:hrstd="t" o:hr="t" fillcolor="#a0a0a0" stroked="f"/>
         </w:pict>
       </w:r>
@@ -3853,20 +3855,17 @@
       <w:pPr>
         <w:rPr>
           <w:rFonts w:ascii="Roboto Mono" w:hAnsi="Roboto Mono"/>
-          <w:lang w:val="en-US"/>
         </w:rPr>
       </w:pPr>
       <w:r>
         <w:rPr>
           <w:rFonts w:ascii="Segoe UI Emoji" w:hAnsi="Segoe UI Emoji" w:cs="Segoe UI Emoji"/>
-          <w:lang w:val="en-US"/>
         </w:rPr>
         <w:t>👉</w:t>
       </w:r>
       <w:r>
         <w:rPr>
           <w:rFonts w:ascii="Roboto Mono" w:hAnsi="Roboto Mono"/>
-          <w:lang w:val="en-US"/>
         </w:rPr>
         <w:t xml:space="preserve"> In short:</w:t>
       </w:r>
@@ -3877,9 +3876,9 @@
           <w:ilvl w:val="0"/>
           <w:numId w:val="13"/>
         </w:numPr>
-        <w:rPr>
-          <w:rFonts w:ascii="Roboto Mono" w:hAnsi="Roboto Mono"/>
-          <w:lang w:val="en-US"/>
+        <w:spacing w:after="0" w:line="276" w:lineRule="auto"/>
+        <w:rPr>
+          <w:rFonts w:ascii="Roboto Mono" w:hAnsi="Roboto Mono"/>
         </w:rPr>
       </w:pPr>
       <w:r>
@@ -3887,14 +3886,12 @@
           <w:rFonts w:ascii="Roboto Mono" w:hAnsi="Roboto Mono"/>
           <w:b/>
           <w:bCs/>
-          <w:lang w:val="en-US"/>
         </w:rPr>
         <w:t>Branch testing</w:t>
       </w:r>
       <w:r>
         <w:rPr>
           <w:rFonts w:ascii="Roboto Mono" w:hAnsi="Roboto Mono"/>
-          <w:lang w:val="en-US"/>
         </w:rPr>
         <w:t xml:space="preserve"> = outcomes.</w:t>
       </w:r>
@@ -3905,9 +3902,9 @@
           <w:ilvl w:val="0"/>
           <w:numId w:val="13"/>
         </w:numPr>
-        <w:rPr>
-          <w:rFonts w:ascii="Roboto Mono" w:hAnsi="Roboto Mono"/>
-          <w:lang w:val="en-US"/>
+        <w:spacing w:after="0" w:line="276" w:lineRule="auto"/>
+        <w:rPr>
+          <w:rFonts w:ascii="Roboto Mono" w:hAnsi="Roboto Mono"/>
         </w:rPr>
       </w:pPr>
       <w:r>
@@ -3915,14 +3912,12 @@
           <w:rFonts w:ascii="Roboto Mono" w:hAnsi="Roboto Mono"/>
           <w:b/>
           <w:bCs/>
-          <w:lang w:val="en-US"/>
         </w:rPr>
         <w:t>Condition testing</w:t>
       </w:r>
       <w:r>
         <w:rPr>
           <w:rFonts w:ascii="Roboto Mono" w:hAnsi="Roboto Mono"/>
-          <w:lang w:val="en-US"/>
         </w:rPr>
         <w:t xml:space="preserve"> = each condition flips.</w:t>
       </w:r>
@@ -3933,9 +3928,9 @@
           <w:ilvl w:val="0"/>
           <w:numId w:val="13"/>
         </w:numPr>
-        <w:rPr>
-          <w:rFonts w:ascii="Roboto Mono" w:hAnsi="Roboto Mono"/>
-          <w:lang w:val="en-US"/>
+        <w:spacing w:after="0" w:line="276" w:lineRule="auto"/>
+        <w:rPr>
+          <w:rFonts w:ascii="Roboto Mono" w:hAnsi="Roboto Mono"/>
         </w:rPr>
       </w:pPr>
       <w:r>
@@ -3943,14 +3938,12 @@
           <w:rFonts w:ascii="Roboto Mono" w:hAnsi="Roboto Mono"/>
           <w:b/>
           <w:bCs/>
-          <w:lang w:val="en-US"/>
         </w:rPr>
         <w:t>MCC</w:t>
       </w:r>
       <w:r>
         <w:rPr>
           <w:rFonts w:ascii="Roboto Mono" w:hAnsi="Roboto Mono"/>
-          <w:lang w:val="en-US"/>
         </w:rPr>
         <w:t xml:space="preserve"> = all combinations of conditions.</w:t>
       </w:r>
@@ -3961,9 +3954,9 @@
           <w:ilvl w:val="0"/>
           <w:numId w:val="13"/>
         </w:numPr>
-        <w:rPr>
-          <w:rFonts w:ascii="Roboto Mono" w:hAnsi="Roboto Mono"/>
-          <w:lang w:val="en-US"/>
+        <w:spacing w:after="0" w:line="276" w:lineRule="auto"/>
+        <w:rPr>
+          <w:rFonts w:ascii="Roboto Mono" w:hAnsi="Roboto Mono"/>
         </w:rPr>
       </w:pPr>
       <w:r>
@@ -3971,14 +3964,12 @@
           <w:rFonts w:ascii="Roboto Mono" w:hAnsi="Roboto Mono"/>
           <w:b/>
           <w:bCs/>
-          <w:lang w:val="en-US"/>
         </w:rPr>
         <w:t>Path testing</w:t>
       </w:r>
       <w:r>
         <w:rPr>
           <w:rFonts w:ascii="Roboto Mono" w:hAnsi="Roboto Mono"/>
-          <w:lang w:val="en-US"/>
         </w:rPr>
         <w:t xml:space="preserve"> = all program paths.</w:t>
       </w:r>
@@ -3987,22 +3978,16 @@
       <w:pPr>
         <w:rPr>
           <w:rFonts w:ascii="Roboto Mono" w:hAnsi="Roboto Mono"/>
-          <w:lang w:val="en-US"/>
-        </w:rPr>
-      </w:pPr>
-    </w:p>
-    <w:p>
-      <w:pPr>
-        <w:rPr>
-          <w:lang w:val="en-US"/>
-        </w:rPr>
-      </w:pPr>
-    </w:p>
+        </w:rPr>
+      </w:pPr>
+    </w:p>
+    <w:p/>
+    <w:p/>
     <w:sectPr>
       <w:pgSz w:w="12240" w:h="15840"/>
       <w:pgMar w:top="1440" w:right="1440" w:bottom="1440" w:left="1440" w:header="720" w:footer="720" w:gutter="0"/>
-      <w:pgNumType w:start="1"/>
       <w:cols w:space="720"/>
+      <w:docGrid w:linePitch="360"/>
     </w:sectPr>
   </w:body>
 </w:document>
@@ -6205,18 +6190,6 @@
   <w:style w:type="paragraph" w:default="1" w:styleId="Normal">
     <w:name w:val="Normal"/>
     <w:qFormat/>
-    <w:rsid w:val="00A57C46"/>
-    <w:pPr>
-      <w:spacing w:after="0" w:line="276" w:lineRule="auto"/>
-    </w:pPr>
-    <w:rPr>
-      <w:rFonts w:ascii="Arial" w:eastAsia="Arial" w:hAnsi="Arial" w:cs="Arial"/>
-      <w:kern w:val="0"/>
-      <w:sz w:val="22"/>
-      <w:szCs w:val="22"/>
-      <w:lang w:val="en"/>
-      <w14:ligatures w14:val="none"/>
-    </w:rPr>
   </w:style>
   <w:style w:type="paragraph" w:styleId="Heading1">
     <w:name w:val="heading 1"/>
@@ -6225,7 +6198,7 @@
     <w:link w:val="Heading1Char"/>
     <w:uiPriority w:val="9"/>
     <w:qFormat/>
-    <w:rsid w:val="00CA57C0"/>
+    <w:rsid w:val="00C045A7"/>
     <w:pPr>
       <w:keepNext/>
       <w:keepLines/>
@@ -6247,7 +6220,7 @@
     <w:uiPriority w:val="9"/>
     <w:unhideWhenUsed/>
     <w:qFormat/>
-    <w:rsid w:val="00CA57C0"/>
+    <w:rsid w:val="00C045A7"/>
     <w:pPr>
       <w:keepNext/>
       <w:keepLines/>
@@ -6270,7 +6243,7 @@
     <w:semiHidden/>
     <w:unhideWhenUsed/>
     <w:qFormat/>
-    <w:rsid w:val="00CA57C0"/>
+    <w:rsid w:val="00C045A7"/>
     <w:pPr>
       <w:keepNext/>
       <w:keepLines/>
@@ -6293,7 +6266,7 @@
     <w:semiHidden/>
     <w:unhideWhenUsed/>
     <w:qFormat/>
-    <w:rsid w:val="00CA57C0"/>
+    <w:rsid w:val="00C045A7"/>
     <w:pPr>
       <w:keepNext/>
       <w:keepLines/>
@@ -6316,7 +6289,7 @@
     <w:semiHidden/>
     <w:unhideWhenUsed/>
     <w:qFormat/>
-    <w:rsid w:val="00CA57C0"/>
+    <w:rsid w:val="00C045A7"/>
     <w:pPr>
       <w:keepNext/>
       <w:keepLines/>
@@ -6337,11 +6310,11 @@
     <w:semiHidden/>
     <w:unhideWhenUsed/>
     <w:qFormat/>
-    <w:rsid w:val="00CA57C0"/>
+    <w:rsid w:val="00C045A7"/>
     <w:pPr>
       <w:keepNext/>
       <w:keepLines/>
-      <w:spacing w:before="40"/>
+      <w:spacing w:before="40" w:after="0"/>
       <w:outlineLvl w:val="5"/>
     </w:pPr>
     <w:rPr>
@@ -6360,11 +6333,11 @@
     <w:semiHidden/>
     <w:unhideWhenUsed/>
     <w:qFormat/>
-    <w:rsid w:val="00CA57C0"/>
+    <w:rsid w:val="00C045A7"/>
     <w:pPr>
       <w:keepNext/>
       <w:keepLines/>
-      <w:spacing w:before="40"/>
+      <w:spacing w:before="40" w:after="0"/>
       <w:outlineLvl w:val="6"/>
     </w:pPr>
     <w:rPr>
@@ -6381,10 +6354,11 @@
     <w:semiHidden/>
     <w:unhideWhenUsed/>
     <w:qFormat/>
-    <w:rsid w:val="00CA57C0"/>
+    <w:rsid w:val="00C045A7"/>
     <w:pPr>
       <w:keepNext/>
       <w:keepLines/>
+      <w:spacing w:after="0"/>
       <w:outlineLvl w:val="7"/>
     </w:pPr>
     <w:rPr>
@@ -6403,10 +6377,11 @@
     <w:semiHidden/>
     <w:unhideWhenUsed/>
     <w:qFormat/>
-    <w:rsid w:val="00CA57C0"/>
+    <w:rsid w:val="00C045A7"/>
     <w:pPr>
       <w:keepNext/>
       <w:keepLines/>
+      <w:spacing w:after="0"/>
       <w:outlineLvl w:val="8"/>
     </w:pPr>
     <w:rPr>
@@ -6446,7 +6421,7 @@
     <w:basedOn w:val="DefaultParagraphFont"/>
     <w:link w:val="Heading1"/>
     <w:uiPriority w:val="9"/>
-    <w:rsid w:val="00CA57C0"/>
+    <w:rsid w:val="00C045A7"/>
     <w:rPr>
       <w:rFonts w:asciiTheme="majorHAnsi" w:eastAsiaTheme="majorEastAsia" w:hAnsiTheme="majorHAnsi" w:cstheme="majorBidi"/>
       <w:color w:val="2F5496" w:themeColor="accent1" w:themeShade="BF"/>
@@ -6459,7 +6434,7 @@
     <w:basedOn w:val="DefaultParagraphFont"/>
     <w:link w:val="Heading2"/>
     <w:uiPriority w:val="9"/>
-    <w:rsid w:val="00CA57C0"/>
+    <w:rsid w:val="00C045A7"/>
     <w:rPr>
       <w:rFonts w:asciiTheme="majorHAnsi" w:eastAsiaTheme="majorEastAsia" w:hAnsiTheme="majorHAnsi" w:cstheme="majorBidi"/>
       <w:color w:val="2F5496" w:themeColor="accent1" w:themeShade="BF"/>
@@ -6473,7 +6448,7 @@
     <w:link w:val="Heading3"/>
     <w:uiPriority w:val="9"/>
     <w:semiHidden/>
-    <w:rsid w:val="00CA57C0"/>
+    <w:rsid w:val="00C045A7"/>
     <w:rPr>
       <w:rFonts w:eastAsiaTheme="majorEastAsia" w:cstheme="majorBidi"/>
       <w:color w:val="2F5496" w:themeColor="accent1" w:themeShade="BF"/>
@@ -6487,7 +6462,7 @@
     <w:link w:val="Heading4"/>
     <w:uiPriority w:val="9"/>
     <w:semiHidden/>
-    <w:rsid w:val="00CA57C0"/>
+    <w:rsid w:val="00C045A7"/>
     <w:rPr>
       <w:rFonts w:eastAsiaTheme="majorEastAsia" w:cstheme="majorBidi"/>
       <w:i/>
@@ -6501,7 +6476,7 @@
     <w:link w:val="Heading5"/>
     <w:uiPriority w:val="9"/>
     <w:semiHidden/>
-    <w:rsid w:val="00CA57C0"/>
+    <w:rsid w:val="00C045A7"/>
     <w:rPr>
       <w:rFonts w:eastAsiaTheme="majorEastAsia" w:cstheme="majorBidi"/>
       <w:color w:val="2F5496" w:themeColor="accent1" w:themeShade="BF"/>
@@ -6513,7 +6488,7 @@
     <w:link w:val="Heading6"/>
     <w:uiPriority w:val="9"/>
     <w:semiHidden/>
-    <w:rsid w:val="00CA57C0"/>
+    <w:rsid w:val="00C045A7"/>
     <w:rPr>
       <w:rFonts w:eastAsiaTheme="majorEastAsia" w:cstheme="majorBidi"/>
       <w:i/>
@@ -6527,7 +6502,7 @@
     <w:link w:val="Heading7"/>
     <w:uiPriority w:val="9"/>
     <w:semiHidden/>
-    <w:rsid w:val="00CA57C0"/>
+    <w:rsid w:val="00C045A7"/>
     <w:rPr>
       <w:rFonts w:eastAsiaTheme="majorEastAsia" w:cstheme="majorBidi"/>
       <w:color w:val="595959" w:themeColor="text1" w:themeTint="A6"/>
@@ -6539,7 +6514,7 @@
     <w:link w:val="Heading8"/>
     <w:uiPriority w:val="9"/>
     <w:semiHidden/>
-    <w:rsid w:val="00CA57C0"/>
+    <w:rsid w:val="00C045A7"/>
     <w:rPr>
       <w:rFonts w:eastAsiaTheme="majorEastAsia" w:cstheme="majorBidi"/>
       <w:i/>
@@ -6553,7 +6528,7 @@
     <w:link w:val="Heading9"/>
     <w:uiPriority w:val="9"/>
     <w:semiHidden/>
-    <w:rsid w:val="00CA57C0"/>
+    <w:rsid w:val="00C045A7"/>
     <w:rPr>
       <w:rFonts w:eastAsiaTheme="majorEastAsia" w:cstheme="majorBidi"/>
       <w:color w:val="272727" w:themeColor="text1" w:themeTint="D8"/>
@@ -6566,7 +6541,7 @@
     <w:link w:val="TitleChar"/>
     <w:uiPriority w:val="10"/>
     <w:qFormat/>
-    <w:rsid w:val="00CA57C0"/>
+    <w:rsid w:val="00C045A7"/>
     <w:pPr>
       <w:spacing w:after="80" w:line="240" w:lineRule="auto"/>
       <w:contextualSpacing/>
@@ -6584,7 +6559,7 @@
     <w:basedOn w:val="DefaultParagraphFont"/>
     <w:link w:val="Title"/>
     <w:uiPriority w:val="10"/>
-    <w:rsid w:val="00CA57C0"/>
+    <w:rsid w:val="00C045A7"/>
     <w:rPr>
       <w:rFonts w:asciiTheme="majorHAnsi" w:eastAsiaTheme="majorEastAsia" w:hAnsiTheme="majorHAnsi" w:cstheme="majorBidi"/>
       <w:spacing w:val="-10"/>
@@ -6600,7 +6575,7 @@
     <w:link w:val="SubtitleChar"/>
     <w:uiPriority w:val="11"/>
     <w:qFormat/>
-    <w:rsid w:val="00CA57C0"/>
+    <w:rsid w:val="00C045A7"/>
     <w:pPr>
       <w:numPr>
         <w:ilvl w:val="1"/>
@@ -6619,7 +6594,7 @@
     <w:basedOn w:val="DefaultParagraphFont"/>
     <w:link w:val="Subtitle"/>
     <w:uiPriority w:val="11"/>
-    <w:rsid w:val="00CA57C0"/>
+    <w:rsid w:val="00C045A7"/>
     <w:rPr>
       <w:rFonts w:eastAsiaTheme="majorEastAsia" w:cstheme="majorBidi"/>
       <w:color w:val="595959" w:themeColor="text1" w:themeTint="A6"/>
@@ -6635,7 +6610,7 @@
     <w:link w:val="QuoteChar"/>
     <w:uiPriority w:val="29"/>
     <w:qFormat/>
-    <w:rsid w:val="00CA57C0"/>
+    <w:rsid w:val="00C045A7"/>
     <w:pPr>
       <w:spacing w:before="160"/>
       <w:jc w:val="center"/>
@@ -6651,7 +6626,7 @@
     <w:basedOn w:val="DefaultParagraphFont"/>
     <w:link w:val="Quote"/>
     <w:uiPriority w:val="29"/>
-    <w:rsid w:val="00CA57C0"/>
+    <w:rsid w:val="00C045A7"/>
     <w:rPr>
       <w:i/>
       <w:iCs/>
@@ -6663,7 +6638,7 @@
     <w:basedOn w:val="Normal"/>
     <w:uiPriority w:val="34"/>
     <w:qFormat/>
-    <w:rsid w:val="00CA57C0"/>
+    <w:rsid w:val="00C045A7"/>
     <w:pPr>
       <w:ind w:left="720"/>
       <w:contextualSpacing/>
@@ -6674,7 +6649,7 @@
     <w:basedOn w:val="DefaultParagraphFont"/>
     <w:uiPriority w:val="21"/>
     <w:qFormat/>
-    <w:rsid w:val="00CA57C0"/>
+    <w:rsid w:val="00C045A7"/>
     <w:rPr>
       <w:i/>
       <w:iCs/>
@@ -6688,7 +6663,7 @@
     <w:link w:val="IntenseQuoteChar"/>
     <w:uiPriority w:val="30"/>
     <w:qFormat/>
-    <w:rsid w:val="00CA57C0"/>
+    <w:rsid w:val="00C045A7"/>
     <w:pPr>
       <w:pBdr>
         <w:top w:val="single" w:sz="4" w:space="10" w:color="2F5496" w:themeColor="accent1" w:themeShade="BF"/>
@@ -6709,7 +6684,7 @@
     <w:basedOn w:val="DefaultParagraphFont"/>
     <w:link w:val="IntenseQuote"/>
     <w:uiPriority w:val="30"/>
-    <w:rsid w:val="00CA57C0"/>
+    <w:rsid w:val="00C045A7"/>
     <w:rPr>
       <w:i/>
       <w:iCs/>
@@ -6721,7 +6696,7 @@
     <w:basedOn w:val="DefaultParagraphFont"/>
     <w:uiPriority w:val="32"/>
     <w:qFormat/>
-    <w:rsid w:val="00CA57C0"/>
+    <w:rsid w:val="00C045A7"/>
     <w:rPr>
       <w:b/>
       <w:bCs/>
